--- a/resume/Vishvambruth_JavagalThimmegowda_QEM_Resume_2026.docx
+++ b/resume/Vishvambruth_JavagalThimmegowda_QEM_Resume_2026.docx
@@ -20,101 +20,107 @@
         <w:jc w:val="center"/>
       </w:pPr>
       <w:r>
-        <w:rPr>
-          <w:b/>
-          <w:color w:val="1F1F1F"/>
-          <w:sz w:val="22"/>
-        </w:rPr>
-        <w:t xml:space="preserve">QUALITY ENGINEERING </w:t>
-      </w:r>
-      <w:r>
-        <w:rPr>
-          <w:b/>
-          <w:color w:val="1F1F1F"/>
-          <w:sz w:val="22"/>
-        </w:rPr>
-        <w:t>MANAGER | PMP® | CSM® | ISTQB® | SDET</w:t>
-      </w:r>
-      <w:r>
-        <w:rPr>
-          <w:b/>
-          <w:color w:val="1F1F1F"/>
-          <w:sz w:val="22"/>
-        </w:rPr>
-        <w:t>-Python</w:t>
+        <w:t>QUALITY ENGINEERING MANAGER | PMP® | CSM® | ISTQB® | SDET-Python |</w:t>
+      </w:r>
+      <w:r>
+        <w:t xml:space="preserve"> </w:t>
+      </w:r>
+      <w:proofErr w:type="spellStart"/>
+      <w:r>
+        <w:t>PyTest</w:t>
+      </w:r>
+      <w:proofErr w:type="spellEnd"/>
+      <w:r>
+        <w:t xml:space="preserve"> </w:t>
+      </w:r>
+      <w:r>
+        <w:t>|</w:t>
+      </w:r>
+      <w:r>
+        <w:t xml:space="preserve">Selenium | </w:t>
+      </w:r>
+      <w:r>
+        <w:t>Playwright</w:t>
       </w:r>
     </w:p>
     <w:p>
       <w:pPr>
-        <w:pBdr>
-          <w:bottom w:val="single" w:sz="8" w:space="1" w:color="0B3D91"/>
-        </w:pBdr>
         <w:jc w:val="center"/>
       </w:pPr>
       <w:r>
-        <w:rPr>
-          <w:color w:val="555555"/>
-          <w:sz w:val="19"/>
-        </w:rPr>
-        <w:t xml:space="preserve">Tumkur, Karnataka, </w:t>
-      </w:r>
-      <w:r>
-        <w:rPr>
-          <w:color w:val="555555"/>
-          <w:sz w:val="19"/>
-        </w:rPr>
-        <w:t>India • +</w:t>
-      </w:r>
-      <w:r>
-        <w:rPr>
-          <w:color w:val="555555"/>
-          <w:sz w:val="19"/>
-        </w:rPr>
-        <w:t xml:space="preserve">91 80736 </w:t>
-      </w:r>
-      <w:r>
-        <w:rPr>
-          <w:color w:val="555555"/>
-          <w:sz w:val="19"/>
-        </w:rPr>
-        <w:t>88499 • vishruth.cse@gmail.com • LinkedIn</w:t>
-      </w:r>
-      <w:r>
-        <w:rPr>
-          <w:color w:val="555555"/>
-          <w:sz w:val="19"/>
-        </w:rPr>
-        <w:t>: linkedin.com/in/</w:t>
+        <w:t xml:space="preserve">📍 Tumkur, Karnataka, </w:t>
+      </w:r>
+      <w:r>
+        <w:t xml:space="preserve">India • </w:t>
+      </w:r>
+      <w:r>
+        <w:rPr>
+          <w:rFonts w:ascii="Segoe UI Emoji" w:hAnsi="Segoe UI Emoji" w:cs="Segoe UI Emoji"/>
+        </w:rPr>
+        <w:t>📞</w:t>
+      </w:r>
+      <w:r>
+        <w:t xml:space="preserve"> +91 80736 </w:t>
+      </w:r>
+      <w:r>
+        <w:t xml:space="preserve">88499 </w:t>
+      </w:r>
+      <w:r>
+        <w:t xml:space="preserve">• </w:t>
+      </w:r>
+      <w:r>
+        <w:rPr>
+          <w:rFonts w:ascii="Segoe UI Symbol" w:hAnsi="Segoe UI Symbol" w:cs="Segoe UI Symbol"/>
+        </w:rPr>
+        <w:t>✉</w:t>
+      </w:r>
+      <w:r>
+        <w:t xml:space="preserve"> vishruth.cse@gmail.com </w:t>
+      </w:r>
+    </w:p>
+    <w:p>
+      <w:pPr>
+        <w:jc w:val="center"/>
+      </w:pPr>
+      <w:r>
+        <w:t xml:space="preserve">•  🔗 </w:t>
+      </w:r>
+      <w:r>
+        <w:rPr>
+          <w:b/>
+          <w:bCs/>
+        </w:rPr>
+        <w:t>LinkedIn:</w:t>
+      </w:r>
+      <w:r>
+        <w:t xml:space="preserve"> linkedin.com/in/</w:t>
       </w:r>
       <w:proofErr w:type="spellStart"/>
       <w:r>
-        <w:rPr>
-          <w:color w:val="555555"/>
-          <w:sz w:val="19"/>
-        </w:rPr>
-        <w:t>vish</w:t>
-      </w:r>
-      <w:r>
-        <w:rPr>
-          <w:color w:val="555555"/>
-          <w:sz w:val="19"/>
-        </w:rPr>
-        <w:t>vambruthjt</w:t>
+        <w:t>vishvambruthjt</w:t>
       </w:r>
       <w:proofErr w:type="spellEnd"/>
       <w:r>
-        <w:rPr>
-          <w:color w:val="555555"/>
-          <w:sz w:val="19"/>
-        </w:rPr>
-        <w:t xml:space="preserve"> • GitHub</w:t>
-      </w:r>
-      <w:r>
-        <w:rPr>
-          <w:color w:val="555555"/>
-          <w:sz w:val="19"/>
-        </w:rPr>
-        <w:t>: github.com/vishruth143</w:t>
+        <w:t xml:space="preserve"> • </w:t>
+      </w:r>
+      <w:r>
+        <w:rPr>
+          <w:rFonts w:ascii="Segoe UI Emoji" w:hAnsi="Segoe UI Emoji" w:cs="Segoe UI Emoji"/>
+        </w:rPr>
+        <w:t>💻</w:t>
+      </w:r>
+      <w:r>
+        <w:t xml:space="preserve"> </w:t>
+      </w:r>
+      <w:r>
+        <w:rPr>
+          <w:b/>
+          <w:bCs/>
+        </w:rPr>
+        <w:t>GitHub:</w:t>
+      </w:r>
+      <w:r>
+        <w:t xml:space="preserve"> github.com/vishruth143</w:t>
       </w:r>
     </w:p>
     <w:p>
@@ -141,7 +147,21 @@
         <w:rPr>
           <w:color w:val="1F1F1F"/>
         </w:rPr>
-        <w:t>Quality Engineering Manager and certified Project Manager with 16+ years of progressive experience leading global QA and SDET teams across Retail, Supply Chain, Aftermarket Service Solutions, Oil &amp; Gas, Insurance, and Financial Services. Proven success architecting Selenium/Python automation frameworks, embedding Shift-Left and Shift-Right quality practices, and operationalizing CI/CD pipelines that cut regression cycles by 60%+ and defect leakage by 30%. Adept at building high-performing cross-functional teams (10+ engineers), managing US-based stakeholders (8+ years onsite), and aligning quality engineering KPIs with business outcomes across Agile, SAFe, and Hybrid delivery models.</w:t>
+        <w:t xml:space="preserve">Quality Engineering Manager and certified Project Manager with 16+ years of progressive experience leading global QA and SDET teams across Retail, Supply Chain, Aftermarket Service Solutions, Oil &amp; Gas, Insurance, and Financial Services. Proven success architecting Selenium/Python and Playwright/Python automation frameworks, embedding Shift-Left and Shift-Right quality practices, and operationalizing CI/CD pipelines that cut regression cycles by 60%+ and defect leakage by 30%. Adept at building high-performing cross-functional teams (10+ engineers), managing US-based stakeholders (8+ years onsite), and aligning quality engineering KPIs with business outcomes across Agile, </w:t>
+      </w:r>
+      <w:proofErr w:type="spellStart"/>
+      <w:r>
+        <w:rPr>
+          <w:color w:val="1F1F1F"/>
+        </w:rPr>
+        <w:t>SAFe</w:t>
+      </w:r>
+      <w:proofErr w:type="spellEnd"/>
+      <w:r>
+        <w:rPr>
+          <w:color w:val="1F1F1F"/>
+        </w:rPr>
+        <w:t>, and Hybrid delivery models.</w:t>
       </w:r>
     </w:p>
     <w:p>
@@ -199,107 +219,45 @@
     <w:p>
       <w:pPr>
         <w:pStyle w:val="ListBullet"/>
-        <w:spacing w:after="20"/>
-      </w:pPr>
-      <w:r>
-        <w:rPr>
-          <w:color w:val="1F1F1F"/>
-        </w:rPr>
-        <w:t xml:space="preserve">Selenium / Python / </w:t>
+        <w:spacing w:after="0"/>
+      </w:pPr>
+      <w:r>
+        <w:t xml:space="preserve">Selenium / Playwright / Python / </w:t>
       </w:r>
       <w:proofErr w:type="spellStart"/>
       <w:r>
-        <w:rPr>
-          <w:color w:val="1F1F1F"/>
-        </w:rPr>
         <w:t>PyTest</w:t>
       </w:r>
       <w:proofErr w:type="spellEnd"/>
       <w:r>
-        <w:rPr>
-          <w:color w:val="1F1F1F"/>
-        </w:rPr>
         <w:t xml:space="preserve"> / </w:t>
       </w:r>
       <w:proofErr w:type="spellStart"/>
       <w:r>
-        <w:rPr>
-          <w:color w:val="1F1F1F"/>
-        </w:rPr>
         <w:t>Pytest</w:t>
       </w:r>
       <w:proofErr w:type="spellEnd"/>
       <w:r>
-        <w:rPr>
-          <w:color w:val="1F1F1F"/>
-        </w:rPr>
-        <w:t>-</w:t>
-      </w:r>
-      <w:r>
-        <w:rPr>
-          <w:color w:val="1F1F1F"/>
-        </w:rPr>
-        <w:t>BDD • Appium</w:t>
-      </w:r>
-      <w:r>
-        <w:rPr>
-          <w:color w:val="1F1F1F"/>
-        </w:rPr>
-        <w:t xml:space="preserve"> (</w:t>
-      </w:r>
-      <w:r>
-        <w:rPr>
-          <w:color w:val="1F1F1F"/>
-        </w:rPr>
-        <w:t>Mobile) REST</w:t>
-      </w:r>
-      <w:r>
-        <w:rPr>
-          <w:color w:val="1F1F1F"/>
-        </w:rPr>
-        <w:t xml:space="preserve"> API </w:t>
-      </w:r>
-      <w:r>
-        <w:rPr>
-          <w:color w:val="1F1F1F"/>
-        </w:rPr>
-        <w:t>Automation • Cypress</w:t>
+        <w:t>-BDD • Appium (</w:t>
+      </w:r>
+      <w:r>
+        <w:t>Mobile)</w:t>
+      </w:r>
+      <w:r>
+        <w:t xml:space="preserve"> REST API Automation • Cypress</w:t>
       </w:r>
     </w:p>
     <w:p>
       <w:pPr>
         <w:pStyle w:val="ListBullet"/>
-        <w:spacing w:after="20"/>
-      </w:pPr>
-      <w:r>
-        <w:rPr>
-          <w:color w:val="1F1F1F"/>
-        </w:rPr>
-        <w:t xml:space="preserve">CI/CD (Jenkins, GitHub Actions, Azure </w:t>
-      </w:r>
-      <w:r>
-        <w:rPr>
-          <w:color w:val="1F1F1F"/>
-        </w:rPr>
-        <w:t>DevOps) Docker • AWS • Allure</w:t>
-      </w:r>
-      <w:r>
-        <w:rPr>
-          <w:color w:val="1F1F1F"/>
-        </w:rPr>
-        <w:t xml:space="preserve"> </w:t>
-      </w:r>
-      <w:r>
-        <w:rPr>
-          <w:color w:val="1F1F1F"/>
-        </w:rPr>
-        <w:t>Reporting • Locust</w:t>
-      </w:r>
-      <w:r>
-        <w:rPr>
-          <w:color w:val="1F1F1F"/>
-        </w:rPr>
-        <w:t xml:space="preserve"> (Performance)</w:t>
+        <w:rPr>
+          <w:kern w:val="2"/>
+          <w:szCs w:val="20"/>
+          <w14:ligatures w14:val="standardContextual"/>
+        </w:rPr>
+      </w:pPr>
+      <w:r>
+        <w:t>CI/CD (Jenkins, GitHub Actions, Azure DevOps) Docker • AWS • Allure Reporting • Locust • k6</w:t>
       </w:r>
     </w:p>
     <w:p>
@@ -462,7 +420,21 @@
         <w:rPr>
           <w:color w:val="1F1F1F"/>
         </w:rPr>
-        <w:t>Architected a scalable, layered Page Object Model (POM) framework supporting UI (Selenium), API (Requests), and Mobile (Appium) automation under a single Pytest runner.</w:t>
+        <w:t xml:space="preserve">Architected a scalable, layered Page Object Model (POM) framework supporting UI (Selenium), API (Requests), and Mobile (Appium) automation under a single </w:t>
+      </w:r>
+      <w:proofErr w:type="spellStart"/>
+      <w:r>
+        <w:rPr>
+          <w:color w:val="1F1F1F"/>
+        </w:rPr>
+        <w:t>Pytest</w:t>
+      </w:r>
+      <w:proofErr w:type="spellEnd"/>
+      <w:r>
+        <w:rPr>
+          <w:color w:val="1F1F1F"/>
+        </w:rPr>
+        <w:t xml:space="preserve"> runner.</w:t>
       </w:r>
     </w:p>
     <w:p>
@@ -486,7 +458,35 @@
         <w:rPr>
           <w:color w:val="1F1F1F"/>
         </w:rPr>
-        <w:t>Implemented cross-browser execution (Chrome/Firefox/Edge) on local and Selenium Grid, with auto-wait, retry (pytest-rerunfailures), and parallelization (pytest-xdist) reducing regression runtime by ~70%.</w:t>
+        <w:t>Implemented cross-browser execution (Chrome/Firefox/Edge) on local and Selenium Grid, with auto-wait, retry (</w:t>
+      </w:r>
+      <w:proofErr w:type="spellStart"/>
+      <w:r>
+        <w:rPr>
+          <w:color w:val="1F1F1F"/>
+        </w:rPr>
+        <w:t>pytest-rerunfailures</w:t>
+      </w:r>
+      <w:proofErr w:type="spellEnd"/>
+      <w:r>
+        <w:rPr>
+          <w:color w:val="1F1F1F"/>
+        </w:rPr>
+        <w:t>), and parallelization (</w:t>
+      </w:r>
+      <w:proofErr w:type="spellStart"/>
+      <w:r>
+        <w:rPr>
+          <w:color w:val="1F1F1F"/>
+        </w:rPr>
+        <w:t>pytest-xdist</w:t>
+      </w:r>
+      <w:proofErr w:type="spellEnd"/>
+      <w:r>
+        <w:rPr>
+          <w:color w:val="1F1F1F"/>
+        </w:rPr>
+        <w:t>) reducing regression runtime by ~70%.</w:t>
       </w:r>
     </w:p>
     <w:p>
@@ -510,7 +510,21 @@
         <w:rPr>
           <w:color w:val="1F1F1F"/>
         </w:rPr>
-        <w:t>Containerized execution with Docker and wired CI/CD via GitHub Actions and Jenkins; enforced code quality with Pylint at a mandatory 10.0/10 score.</w:t>
+        <w:t xml:space="preserve">Containerized execution with Docker and wired CI/CD via GitHub Actions and Jenkins; enforced code quality with </w:t>
+      </w:r>
+      <w:proofErr w:type="spellStart"/>
+      <w:r>
+        <w:rPr>
+          <w:color w:val="1F1F1F"/>
+        </w:rPr>
+        <w:t>Pylint</w:t>
+      </w:r>
+      <w:proofErr w:type="spellEnd"/>
+      <w:r>
+        <w:rPr>
+          <w:color w:val="1F1F1F"/>
+        </w:rPr>
+        <w:t xml:space="preserve"> at a mandatory 10.0/10 score.</w:t>
       </w:r>
     </w:p>
     <w:p>
@@ -522,7 +536,152 @@
         <w:rPr>
           <w:color w:val="1F1F1F"/>
         </w:rPr>
-        <w:t>Added BDD support (Pytest-BDD), data-driven testing (JSON/Excel), OAuth2-enabled API client, and Locust-based performance testing — demonstrating end-to-end QE coverage.</w:t>
+        <w:t>Added BDD support (</w:t>
+      </w:r>
+      <w:proofErr w:type="spellStart"/>
+      <w:r>
+        <w:rPr>
+          <w:color w:val="1F1F1F"/>
+        </w:rPr>
+        <w:t>Pytest</w:t>
+      </w:r>
+      <w:proofErr w:type="spellEnd"/>
+      <w:r>
+        <w:rPr>
+          <w:color w:val="1F1F1F"/>
+        </w:rPr>
+        <w:t>-BDD), data-driven testing (JSON/Excel), OAuth2-enabled API client, and Locust-based performance testing — demonstrating end-to-end QE coverage.</w:t>
+      </w:r>
+    </w:p>
+    <w:p>
+      <w:pPr>
+        <w:spacing w:after="40"/>
+        <w:rPr>
+          <w:b/>
+          <w:color w:val="1F1F1F"/>
+          <w:sz w:val="21"/>
+        </w:rPr>
+      </w:pPr>
+      <w:r>
+        <w:rPr>
+          <w:b/>
+          <w:color w:val="1F1F1F"/>
+          <w:sz w:val="21"/>
+        </w:rPr>
+        <w:t>Playwright-Python Automation Framework — github.com/vishruth143/Playwright-Python-Automation-Framework</w:t>
+      </w:r>
+    </w:p>
+    <w:p>
+      <w:pPr>
+        <w:pStyle w:val="ListParagraph"/>
+        <w:numPr>
+          <w:ilvl w:val="0"/>
+          <w:numId w:val="1"/>
+        </w:numPr>
+      </w:pPr>
+      <w:r>
+        <w:t xml:space="preserve">Architected a production-grade, layered Page Object Model (POM) framework using Playwright for Python, supporting UI, REST API, and Mobile automation under a single </w:t>
+      </w:r>
+      <w:proofErr w:type="spellStart"/>
+      <w:r>
+        <w:t>PyTest</w:t>
+      </w:r>
+      <w:proofErr w:type="spellEnd"/>
+      <w:r>
+        <w:t xml:space="preserve"> runner.</w:t>
+      </w:r>
+    </w:p>
+    <w:p>
+      <w:pPr>
+        <w:pStyle w:val="ListParagraph"/>
+        <w:numPr>
+          <w:ilvl w:val="0"/>
+          <w:numId w:val="1"/>
+        </w:numPr>
+      </w:pPr>
+      <w:r>
+        <w:t xml:space="preserve">Implemented multi-browser execution (Chromium, Firefox, WebKit) with auto-wait, built-in video and trace capture on failure, and parallel execution via </w:t>
+      </w:r>
+      <w:proofErr w:type="spellStart"/>
+      <w:r>
+        <w:t>pytest-xdist</w:t>
+      </w:r>
+      <w:proofErr w:type="spellEnd"/>
+      <w:r>
+        <w:t xml:space="preserve"> — reducing regression runtime by ~70%.</w:t>
+      </w:r>
+    </w:p>
+    <w:p>
+      <w:pPr>
+        <w:pStyle w:val="ListParagraph"/>
+        <w:numPr>
+          <w:ilvl w:val="0"/>
+          <w:numId w:val="1"/>
+        </w:numPr>
+      </w:pPr>
+      <w:r>
+        <w:t xml:space="preserve">Engineered environment-driven configuration (YAML/JSON/Excel) with multi-region (DEV/QA/STAGE/PROD) routing and a custom </w:t>
+      </w:r>
+      <w:proofErr w:type="spellStart"/>
+      <w:r>
+        <w:t>xdist</w:t>
+      </w:r>
+      <w:proofErr w:type="spellEnd"/>
+      <w:r>
+        <w:t>-aware rotating logger for parallel-safe output.</w:t>
+      </w:r>
+    </w:p>
+    <w:p>
+      <w:pPr>
+        <w:pStyle w:val="ListParagraph"/>
+        <w:numPr>
+          <w:ilvl w:val="0"/>
+          <w:numId w:val="1"/>
+        </w:numPr>
+      </w:pPr>
+      <w:r>
+        <w:t xml:space="preserve">Integrated Allure and HTML reporting, screenshot/trace capture on failure, and a thin Playwright </w:t>
+      </w:r>
+      <w:proofErr w:type="spellStart"/>
+      <w:r>
+        <w:t>APIRequestContext</w:t>
+      </w:r>
+      <w:proofErr w:type="spellEnd"/>
+      <w:r>
+        <w:t xml:space="preserve"> wrapper enabling API testing alongside UI tests.</w:t>
+      </w:r>
+    </w:p>
+    <w:p>
+      <w:pPr>
+        <w:pStyle w:val="ListParagraph"/>
+        <w:numPr>
+          <w:ilvl w:val="0"/>
+          <w:numId w:val="1"/>
+        </w:numPr>
+      </w:pPr>
+      <w:r>
+        <w:t xml:space="preserve">Containerized execution with Docker and automated CI/CD via GitHub Actions; enforced </w:t>
+      </w:r>
+      <w:proofErr w:type="spellStart"/>
+      <w:r>
+        <w:t>Pylint</w:t>
+      </w:r>
+      <w:proofErr w:type="spellEnd"/>
+      <w:r>
+        <w:t xml:space="preserve"> code quality at a mandatory 10.0/10 score.</w:t>
+      </w:r>
+    </w:p>
+    <w:p>
+      <w:pPr>
+        <w:pStyle w:val="ListParagraph"/>
+        <w:numPr>
+          <w:ilvl w:val="0"/>
+          <w:numId w:val="1"/>
+        </w:numPr>
+      </w:pPr>
+      <w:r>
+        <w:lastRenderedPageBreak/>
+        <w:t>Demonstrated end-to-end QE coverage: UI (POM + cross-browser), REST API (JSON schema validation), and performance testing patterns — all production-ready and open-source.</w:t>
       </w:r>
     </w:p>
     <w:p>
@@ -597,23 +756,161 @@
       </w:pPr>
       <w:r>
         <w:rPr>
+          <w:b/>
+          <w:bCs/>
           <w:i/>
           <w:color w:val="555555"/>
           <w:sz w:val="19"/>
         </w:rPr>
-        <w:t>Clients: Darden Restaurants (Retail) • Canadian Tire Corporation (Supply Chain) • Syncron (Aftermarket SaaS) • CVR Energy (Oil &amp; Gas)</w:t>
+        <w:t>Clients:</w:t>
+      </w:r>
+      <w:r>
+        <w:rPr>
+          <w:i/>
+          <w:color w:val="555555"/>
+          <w:sz w:val="19"/>
+        </w:rPr>
+        <w:t xml:space="preserve"> Darden Restaurants (Retail) • Canadian Tire Corporation (Supply Chain) • Syncron (Aftermarket SaaS) • CVR Energy (Oil &amp; Gas)</w:t>
       </w:r>
     </w:p>
     <w:p>
       <w:pPr>
+        <w:spacing w:after="40"/>
+        <w:rPr>
+          <w:i/>
+          <w:color w:val="555555"/>
+          <w:sz w:val="19"/>
+        </w:rPr>
+      </w:pPr>
+      <w:r>
+        <w:rPr>
+          <w:b/>
+          <w:bCs/>
+          <w:i/>
+          <w:color w:val="555555"/>
+          <w:sz w:val="19"/>
+        </w:rPr>
+        <w:t>Key Programs:</w:t>
+      </w:r>
+      <w:r>
+        <w:t xml:space="preserve"> Oracle ATG/BCC → </w:t>
+      </w:r>
+      <w:proofErr w:type="spellStart"/>
+      <w:r>
+        <w:t>commercetools</w:t>
+      </w:r>
+      <w:proofErr w:type="spellEnd"/>
+      <w:r>
+        <w:t xml:space="preserve"> Migration (Darden), Dynamic Dispatch (Canadian Tire), CSR / BRMS / </w:t>
+      </w:r>
+      <w:proofErr w:type="spellStart"/>
+      <w:r>
+        <w:t>GraphQL</w:t>
+      </w:r>
+      <w:proofErr w:type="spellEnd"/>
+      <w:r>
+        <w:t xml:space="preserve"> </w:t>
+      </w:r>
+      <w:r>
+        <w:rPr>
+          <w:i/>
+          <w:color w:val="555555"/>
+          <w:sz w:val="19"/>
+        </w:rPr>
+        <w:t>Apollo Gateway / Insights / Uptime (Syncron), Crude</w:t>
+      </w:r>
+      <w:r>
+        <w:rPr>
+          <w:i/>
+          <w:color w:val="555555"/>
+          <w:sz w:val="19"/>
+        </w:rPr>
+        <w:t xml:space="preserve"> and Fertilizer</w:t>
+      </w:r>
+      <w:r>
+        <w:rPr>
+          <w:i/>
+          <w:color w:val="555555"/>
+          <w:sz w:val="19"/>
+        </w:rPr>
+        <w:t xml:space="preserve"> Portal</w:t>
+      </w:r>
+      <w:r>
+        <w:rPr>
+          <w:i/>
+          <w:color w:val="555555"/>
+          <w:sz w:val="19"/>
+        </w:rPr>
+        <w:t>s</w:t>
+      </w:r>
+      <w:r>
+        <w:rPr>
+          <w:i/>
+          <w:color w:val="555555"/>
+          <w:sz w:val="19"/>
+        </w:rPr>
+        <w:t xml:space="preserve"> Redesign (CVR Energy).</w:t>
+      </w:r>
+    </w:p>
+    <w:p>
+      <w:pPr>
         <w:pStyle w:val="ListBullet"/>
         <w:spacing w:after="20"/>
-      </w:pPr>
-      <w:r>
         <w:rPr>
           <w:color w:val="1F1F1F"/>
         </w:rPr>
-        <w:t>Lead end-to-end delivery and quality engineering for strategic programs including Darden’s Oracle ATG/BCC → commercetools migration, Canadian Tire’s Dynamic Dispatch, Syncron’s CSR / BRMS / GraphQL Apollo Gateway / Insights / Uptime platforms, and CVR Energy’s Crude Portal redesign and Fertilizer portal builds.</w:t>
+      </w:pPr>
+      <w:r>
+        <w:rPr>
+          <w:color w:val="1F1F1F"/>
+        </w:rPr>
+        <w:t xml:space="preserve">Lead end-to-end delivery and quality engineering for strategic programs including Darden’s Oracle ATG/BCC → </w:t>
+      </w:r>
+      <w:proofErr w:type="spellStart"/>
+      <w:r>
+        <w:rPr>
+          <w:color w:val="1F1F1F"/>
+        </w:rPr>
+        <w:t>commercetools</w:t>
+      </w:r>
+      <w:proofErr w:type="spellEnd"/>
+      <w:r>
+        <w:rPr>
+          <w:color w:val="1F1F1F"/>
+        </w:rPr>
+        <w:t xml:space="preserve"> migration, Canadian</w:t>
+      </w:r>
+      <w:r>
+        <w:rPr>
+          <w:color w:val="1F1F1F"/>
+        </w:rPr>
+        <w:t xml:space="preserve"> Tire’s Dynamic Dispatch, Syncron’s CSR / BRMS / </w:t>
+      </w:r>
+      <w:proofErr w:type="spellStart"/>
+      <w:r>
+        <w:rPr>
+          <w:color w:val="1F1F1F"/>
+        </w:rPr>
+        <w:t>GraphQL</w:t>
+      </w:r>
+      <w:proofErr w:type="spellEnd"/>
+      <w:r>
+        <w:rPr>
+          <w:color w:val="1F1F1F"/>
+        </w:rPr>
+        <w:t xml:space="preserve"> Apollo Gateway / Insights / Uptime platforms, and CVR Energy’s Crude and Fertilizer </w:t>
+      </w:r>
+      <w:r>
+        <w:rPr>
+          <w:color w:val="1F1F1F"/>
+        </w:rPr>
+        <w:t>Portals redesign</w:t>
+      </w:r>
+      <w:r>
+        <w:rPr>
+          <w:color w:val="1F1F1F"/>
+        </w:rPr>
+        <w:t xml:space="preserve"> builds.</w:t>
       </w:r>
     </w:p>
     <w:p>
@@ -643,13 +940,17 @@
     <w:p>
       <w:pPr>
         <w:pStyle w:val="ListBullet"/>
-        <w:spacing w:after="20"/>
-      </w:pPr>
-      <w:r>
-        <w:rPr>
-          <w:color w:val="1F1F1F"/>
-        </w:rPr>
-        <w:t>Defined and executed automation strategy using Python/PyTest, Selenium, Cypress, and Terraform — achieving 90%+ regression automation coverage and a 40% improvement in regression efficiency.</w:t>
+      </w:pPr>
+      <w:r>
+        <w:t>Defined and executed automation strategy using Python/</w:t>
+      </w:r>
+      <w:proofErr w:type="spellStart"/>
+      <w:r>
+        <w:t>PyTest</w:t>
+      </w:r>
+      <w:proofErr w:type="spellEnd"/>
+      <w:r>
+        <w:t>, Selenium, Playwright, Cypress, and Terraform — achieving 90%+ regression automation coverage and a 40% improvement in regression efficiency.</w:t>
       </w:r>
     </w:p>
     <w:p>
@@ -661,7 +962,21 @@
         <w:rPr>
           <w:color w:val="1F1F1F"/>
         </w:rPr>
-        <w:t>Drove CI/CD adoption (Jenkins / GitHub Actions) integrated with AWS infrastructure, GraphQL schema validation, and microservice contract testing — enabling daily, low-risk releases.</w:t>
+        <w:t xml:space="preserve">Drove CI/CD adoption (Jenkins / GitHub Actions) integrated with AWS infrastructure, </w:t>
+      </w:r>
+      <w:proofErr w:type="spellStart"/>
+      <w:r>
+        <w:rPr>
+          <w:color w:val="1F1F1F"/>
+        </w:rPr>
+        <w:t>GraphQL</w:t>
+      </w:r>
+      <w:proofErr w:type="spellEnd"/>
+      <w:r>
+        <w:rPr>
+          <w:color w:val="1F1F1F"/>
+        </w:rPr>
+        <w:t xml:space="preserve"> schema validation, and microservice contract testing — enabling daily, low-risk releases.</w:t>
       </w:r>
     </w:p>
     <w:p>
@@ -673,7 +988,6 @@
         <w:rPr>
           <w:color w:val="1F1F1F"/>
         </w:rPr>
-        <w:lastRenderedPageBreak/>
         <w:t>Institutionalized quality KPIs (defect density, escape rate, automation coverage, cycle time) and presented quality dashboards to client leadership.</w:t>
       </w:r>
     </w:p>
@@ -749,11 +1063,13 @@
       </w:pPr>
       <w:r>
         <w:rPr>
+          <w:b/>
+          <w:bCs/>
           <w:i/>
           <w:color w:val="555555"/>
           <w:sz w:val="19"/>
         </w:rPr>
-        <w:t xml:space="preserve">Clients: AXA Equitable • Allianz Life • MoneyGram • </w:t>
+        <w:t>Clients:</w:t>
       </w:r>
       <w:r>
         <w:rPr>
@@ -761,7 +1077,7 @@
           <w:color w:val="555555"/>
           <w:sz w:val="19"/>
         </w:rPr>
-        <w:t>Athene (</w:t>
+        <w:t xml:space="preserve"> AXA Equitable • Allianz Life • MoneyGram • </w:t>
       </w:r>
       <w:r>
         <w:rPr>
@@ -769,20 +1085,128 @@
           <w:color w:val="555555"/>
           <w:sz w:val="19"/>
         </w:rPr>
-        <w:t>8+ years onsite, USA)</w:t>
-      </w:r>
-    </w:p>
-    <w:p>
-      <w:pPr>
-        <w:spacing w:after="40"/>
-      </w:pPr>
+        <w:t>Athene (</w:t>
+      </w:r>
       <w:r>
         <w:rPr>
           <w:i/>
           <w:color w:val="555555"/>
           <w:sz w:val="19"/>
         </w:rPr>
-        <w:t>Key Programs: Docupace Workflows, AW.Nxt, IBM MDM Consumer Profiles (Phases I–III), Global Receipts (Phases I–II), PowerTransact, OnBase Upgrade, Life Pro+ Enhancements &amp; Annuity Print, NIPR Vendor Change/Sync, SNAP Enhancements, Web Image Upload &amp; Critical DB Move, Producer Confirms / Producer Services / NY Commissions, Teamworks &amp; BizTalk Upgrade, CCW &amp; CSI, IVR Testing, Print Vendor Consolidation, BD PReFS, LCA (Licensing, Contract &amp; Appointment), TCS-AXA Web Portal.</w:t>
+        <w:t>8+ years onsite, USA)</w:t>
+      </w:r>
+    </w:p>
+    <w:p>
+      <w:pPr>
+        <w:spacing w:after="40"/>
+      </w:pPr>
+      <w:r>
+        <w:rPr>
+          <w:b/>
+          <w:bCs/>
+          <w:i/>
+          <w:color w:val="555555"/>
+          <w:sz w:val="19"/>
+        </w:rPr>
+        <w:t>Key Programs:</w:t>
+      </w:r>
+      <w:r>
+        <w:rPr>
+          <w:i/>
+          <w:color w:val="555555"/>
+          <w:sz w:val="19"/>
+        </w:rPr>
+        <w:t xml:space="preserve"> </w:t>
+      </w:r>
+      <w:proofErr w:type="spellStart"/>
+      <w:r>
+        <w:rPr>
+          <w:i/>
+          <w:color w:val="555555"/>
+          <w:sz w:val="19"/>
+        </w:rPr>
+        <w:t>Docupace</w:t>
+      </w:r>
+      <w:proofErr w:type="spellEnd"/>
+      <w:r>
+        <w:rPr>
+          <w:i/>
+          <w:color w:val="555555"/>
+          <w:sz w:val="19"/>
+        </w:rPr>
+        <w:t xml:space="preserve"> Workflows, </w:t>
+      </w:r>
+      <w:proofErr w:type="spellStart"/>
+      <w:r>
+        <w:rPr>
+          <w:i/>
+          <w:color w:val="555555"/>
+          <w:sz w:val="19"/>
+        </w:rPr>
+        <w:t>AW.Nxt</w:t>
+      </w:r>
+      <w:proofErr w:type="spellEnd"/>
+      <w:r>
+        <w:rPr>
+          <w:i/>
+          <w:color w:val="555555"/>
+          <w:sz w:val="19"/>
+        </w:rPr>
+        <w:t xml:space="preserve">, IBM MDM Consumer Profiles (Phases I–III), Global Receipts (Phases I–II), </w:t>
+      </w:r>
+      <w:proofErr w:type="spellStart"/>
+      <w:r>
+        <w:rPr>
+          <w:i/>
+          <w:color w:val="555555"/>
+          <w:sz w:val="19"/>
+        </w:rPr>
+        <w:t>PowerTransact</w:t>
+      </w:r>
+      <w:proofErr w:type="spellEnd"/>
+      <w:r>
+        <w:rPr>
+          <w:i/>
+          <w:color w:val="555555"/>
+          <w:sz w:val="19"/>
+        </w:rPr>
+        <w:t xml:space="preserve">, OnBase Upgrade, Life Pro+ Enhancements &amp; Annuity Print, NIPR Vendor Change/Sync, SNAP Enhancements, Web Image Upload &amp; Critical DB Move, Producer Confirms / Producer Services / NY Commissions, </w:t>
+      </w:r>
+      <w:proofErr w:type="spellStart"/>
+      <w:r>
+        <w:rPr>
+          <w:i/>
+          <w:color w:val="555555"/>
+          <w:sz w:val="19"/>
+        </w:rPr>
+        <w:t>Teamworks</w:t>
+      </w:r>
+      <w:proofErr w:type="spellEnd"/>
+      <w:r>
+        <w:rPr>
+          <w:i/>
+          <w:color w:val="555555"/>
+          <w:sz w:val="19"/>
+        </w:rPr>
+        <w:t xml:space="preserve"> &amp; BizTalk Upgrade, CCW &amp; CSI, IVR Testing, Print Vendor Consolidation, BD </w:t>
+      </w:r>
+      <w:proofErr w:type="spellStart"/>
+      <w:r>
+        <w:rPr>
+          <w:i/>
+          <w:color w:val="555555"/>
+          <w:sz w:val="19"/>
+        </w:rPr>
+        <w:t>PReFS</w:t>
+      </w:r>
+      <w:proofErr w:type="spellEnd"/>
+      <w:r>
+        <w:rPr>
+          <w:i/>
+          <w:color w:val="555555"/>
+          <w:sz w:val="19"/>
+        </w:rPr>
+        <w:t>, LCA (Licensing, Contract &amp; Appointment), TCS-AXA Web Portal.</w:t>
       </w:r>
     </w:p>
     <w:p>
@@ -901,206 +1325,242 @@
           <w:b/>
           <w:color w:val="0B3D91"/>
         </w:rPr>
-        <w:t>: Python</w:t>
+        <w:t xml:space="preserve">: </w:t>
       </w:r>
       <w:r>
         <w:rPr>
           <w:color w:val="1F1F1F"/>
         </w:rPr>
-        <w:t>, Java, JavaScript, SQL</w:t>
+        <w:t>Python</w:t>
+      </w:r>
+      <w:r>
+        <w:rPr>
+          <w:color w:val="1F1F1F"/>
+        </w:rPr>
+        <w:t xml:space="preserve">, Java, C# and </w:t>
+      </w:r>
+      <w:r>
+        <w:rPr>
+          <w:color w:val="1F1F1F"/>
+        </w:rPr>
+        <w:t>JavaScript</w:t>
       </w:r>
     </w:p>
     <w:p>
-      <w:pPr>
-        <w:spacing w:after="20"/>
-      </w:pPr>
       <w:r>
         <w:rPr>
           <w:b/>
           <w:color w:val="0B3D91"/>
         </w:rPr>
-        <w:t>Test Automation</w:t>
+        <w:t>Test Automation:</w:t>
+      </w:r>
+      <w:r>
+        <w:t xml:space="preserve"> Selenium WebDriver, Playwright (Python), </w:t>
+      </w:r>
+      <w:proofErr w:type="spellStart"/>
+      <w:r>
+        <w:t>PyTest</w:t>
+      </w:r>
+      <w:proofErr w:type="spellEnd"/>
+      <w:r>
+        <w:t xml:space="preserve">, </w:t>
+      </w:r>
+      <w:proofErr w:type="spellStart"/>
+      <w:r>
+        <w:t>Pytest</w:t>
+      </w:r>
+      <w:proofErr w:type="spellEnd"/>
+      <w:r>
+        <w:t>-BDD, Appium, Requests, Allure, Locust</w:t>
+      </w:r>
+      <w:r>
+        <w:t>, K6</w:t>
+      </w:r>
+      <w:r>
+        <w:t xml:space="preserve">, </w:t>
+      </w:r>
+      <w:r>
+        <w:t>Cypress</w:t>
+      </w:r>
+      <w:r>
+        <w:br/>
       </w:r>
       <w:r>
         <w:rPr>
           <w:b/>
           <w:color w:val="0B3D91"/>
         </w:rPr>
-        <w:t>: Selenium</w:t>
-      </w:r>
-      <w:r>
-        <w:rPr>
-          <w:color w:val="1F1F1F"/>
-        </w:rPr>
-        <w:t xml:space="preserve"> WebDriver, </w:t>
-      </w:r>
-      <w:proofErr w:type="spellStart"/>
-      <w:r>
-        <w:rPr>
-          <w:color w:val="1F1F1F"/>
-        </w:rPr>
-        <w:t>PyTest</w:t>
-      </w:r>
-      <w:proofErr w:type="spellEnd"/>
-      <w:r>
-        <w:rPr>
-          <w:color w:val="1F1F1F"/>
-        </w:rPr>
-        <w:t xml:space="preserve">, </w:t>
-      </w:r>
-      <w:proofErr w:type="spellStart"/>
-      <w:r>
-        <w:rPr>
-          <w:color w:val="1F1F1F"/>
-        </w:rPr>
-        <w:t>Pytest</w:t>
-      </w:r>
-      <w:proofErr w:type="spellEnd"/>
-      <w:r>
-        <w:rPr>
-          <w:color w:val="1F1F1F"/>
-        </w:rPr>
-        <w:t>-BDD, Appium, Cypress, Requests, Allure, Locust</w:t>
-      </w:r>
-    </w:p>
-    <w:p>
-      <w:pPr>
-        <w:spacing w:after="20"/>
-      </w:pPr>
+        <w:t>DevOps / CI-CD</w:t>
+      </w:r>
       <w:r>
         <w:rPr>
           <w:b/>
           <w:color w:val="0B3D91"/>
         </w:rPr>
-        <w:t>DevOps / CI-CD</w:t>
+        <w:t xml:space="preserve">: </w:t>
+      </w:r>
+      <w:r>
+        <w:rPr>
+          <w:color w:val="1F1F1F"/>
+        </w:rPr>
+        <w:t>Jenkins</w:t>
+      </w:r>
+      <w:r>
+        <w:rPr>
+          <w:color w:val="1F1F1F"/>
+        </w:rPr>
+        <w:t>, GitHub Actions, Azure DevOps, Docker, Terraform</w:t>
+      </w:r>
+      <w:r>
+        <w:rPr>
+          <w:color w:val="1F1F1F"/>
+        </w:rPr>
+        <w:br/>
       </w:r>
       <w:r>
         <w:rPr>
           <w:b/>
           <w:color w:val="0B3D91"/>
         </w:rPr>
-        <w:t>: Jenkins</w:t>
-      </w:r>
-      <w:r>
-        <w:rPr>
-          <w:color w:val="1F1F1F"/>
-        </w:rPr>
-        <w:t>, GitHub Actions, Azure DevOps, Docker, Terraform</w:t>
-      </w:r>
-    </w:p>
-    <w:p>
-      <w:pPr>
-        <w:spacing w:after="20"/>
-      </w:pPr>
+        <w:t>Cloud &amp; Platforms</w:t>
+      </w:r>
       <w:r>
         <w:rPr>
           <w:b/>
           <w:color w:val="0B3D91"/>
         </w:rPr>
-        <w:t>Cloud &amp; Platforms</w:t>
+        <w:t xml:space="preserve">: </w:t>
+      </w:r>
+      <w:r>
+        <w:rPr>
+          <w:color w:val="1F1F1F"/>
+        </w:rPr>
+        <w:t>AWS</w:t>
+      </w:r>
+      <w:r>
+        <w:rPr>
+          <w:color w:val="1F1F1F"/>
+        </w:rPr>
+        <w:t>, Azure DevOps, Selenium Grid</w:t>
+      </w:r>
+      <w:r>
+        <w:rPr>
+          <w:color w:val="1F1F1F"/>
+        </w:rPr>
+        <w:br/>
       </w:r>
       <w:r>
         <w:rPr>
           <w:b/>
           <w:color w:val="0B3D91"/>
         </w:rPr>
-        <w:t>: AWS</w:t>
+        <w:t xml:space="preserve">Tools:  </w:t>
       </w:r>
       <w:r>
         <w:rPr>
           <w:color w:val="1F1F1F"/>
         </w:rPr>
-        <w:t>, Azure DevOps, Selenium Grid</w:t>
-      </w:r>
-    </w:p>
-    <w:p>
-      <w:pPr>
-        <w:spacing w:after="20"/>
-      </w:pPr>
+        <w:t xml:space="preserve">JIRA, Confluence, Postman, GitHub, </w:t>
+      </w:r>
+      <w:proofErr w:type="spellStart"/>
+      <w:r>
+        <w:rPr>
+          <w:color w:val="1F1F1F"/>
+        </w:rPr>
+        <w:t>PractiTest</w:t>
+      </w:r>
+      <w:proofErr w:type="spellEnd"/>
+      <w:r>
+        <w:rPr>
+          <w:color w:val="1F1F1F"/>
+        </w:rPr>
+        <w:t>, OnBase, ServiceNow</w:t>
+      </w:r>
+      <w:r>
+        <w:rPr>
+          <w:color w:val="1F1F1F"/>
+        </w:rPr>
+        <w:br/>
+      </w:r>
       <w:r>
         <w:rPr>
           <w:b/>
           <w:color w:val="0B3D91"/>
         </w:rPr>
-        <w:t xml:space="preserve">Tools:  </w:t>
-      </w:r>
-      <w:r>
-        <w:rPr>
-          <w:color w:val="1F1F1F"/>
-        </w:rPr>
-        <w:t>JIRA, Confluence, Postman, GitHub, PractiTest, OnBase, ServiceNow</w:t>
-      </w:r>
-    </w:p>
-    <w:p>
-      <w:pPr>
-        <w:spacing w:after="20"/>
-      </w:pPr>
+        <w:t>Methodologies</w:t>
+      </w:r>
       <w:r>
         <w:rPr>
           <w:b/>
           <w:color w:val="0B3D91"/>
         </w:rPr>
-        <w:t>Methodologies</w:t>
+        <w:t xml:space="preserve">: </w:t>
+      </w:r>
+      <w:r>
+        <w:rPr>
+          <w:color w:val="1F1F1F"/>
+        </w:rPr>
+        <w:t>Agile</w:t>
+      </w:r>
+      <w:r>
+        <w:rPr>
+          <w:color w:val="1F1F1F"/>
+        </w:rPr>
+        <w:t xml:space="preserve"> (Scrum, Kanban), </w:t>
+      </w:r>
+      <w:proofErr w:type="spellStart"/>
+      <w:r>
+        <w:rPr>
+          <w:color w:val="1F1F1F"/>
+        </w:rPr>
+        <w:t>SAFe</w:t>
+      </w:r>
+      <w:proofErr w:type="spellEnd"/>
+      <w:r>
+        <w:rPr>
+          <w:color w:val="1F1F1F"/>
+        </w:rPr>
+        <w:t xml:space="preserve">, </w:t>
+      </w:r>
+      <w:proofErr w:type="spellStart"/>
+      <w:r>
+        <w:rPr>
+          <w:color w:val="1F1F1F"/>
+        </w:rPr>
+        <w:t>LeSS</w:t>
+      </w:r>
+      <w:proofErr w:type="spellEnd"/>
+      <w:r>
+        <w:rPr>
+          <w:color w:val="1F1F1F"/>
+        </w:rPr>
+        <w:t>, Lean, Hybrid, Predictive (Waterfall)</w:t>
+      </w:r>
+      <w:r>
+        <w:rPr>
+          <w:color w:val="1F1F1F"/>
+        </w:rPr>
+        <w:br/>
       </w:r>
       <w:r>
         <w:rPr>
           <w:b/>
           <w:color w:val="0B3D91"/>
         </w:rPr>
-        <w:t>: Agile</w:t>
-      </w:r>
-      <w:r>
-        <w:rPr>
-          <w:color w:val="1F1F1F"/>
-        </w:rPr>
-        <w:t xml:space="preserve"> (Scrum, Kanban), </w:t>
-      </w:r>
-      <w:proofErr w:type="spellStart"/>
-      <w:r>
-        <w:rPr>
-          <w:color w:val="1F1F1F"/>
-        </w:rPr>
-        <w:t>SAFe</w:t>
-      </w:r>
-      <w:proofErr w:type="spellEnd"/>
-      <w:r>
-        <w:rPr>
-          <w:color w:val="1F1F1F"/>
-        </w:rPr>
-        <w:t xml:space="preserve">, </w:t>
-      </w:r>
-      <w:proofErr w:type="spellStart"/>
-      <w:r>
-        <w:rPr>
-          <w:color w:val="1F1F1F"/>
-        </w:rPr>
-        <w:t>LeSS</w:t>
-      </w:r>
-      <w:proofErr w:type="spellEnd"/>
-      <w:r>
-        <w:rPr>
-          <w:color w:val="1F1F1F"/>
-        </w:rPr>
-        <w:t>, Lean, Hybrid, Predictive (Waterfall)</w:t>
-      </w:r>
-    </w:p>
-    <w:p>
-      <w:pPr>
-        <w:spacing w:after="20"/>
-      </w:pPr>
+        <w:t>Quality Practices</w:t>
+      </w:r>
       <w:r>
         <w:rPr>
           <w:b/>
           <w:color w:val="0B3D91"/>
         </w:rPr>
-        <w:t>Quality Practices</w:t>
-      </w:r>
-      <w:r>
-        <w:rPr>
-          <w:b/>
-          <w:color w:val="0B3D91"/>
-        </w:rPr>
-        <w:t>: Shift</w:t>
+        <w:t xml:space="preserve">: </w:t>
+      </w:r>
+      <w:r>
+        <w:rPr>
+          <w:color w:val="1F1F1F"/>
+        </w:rPr>
+        <w:t>Shift</w:t>
       </w:r>
       <w:r>
         <w:rPr>
@@ -1115,51 +1575,12 @@
           <w:bottom w:val="single" w:sz="8" w:space="1" w:color="0B3D91"/>
         </w:pBdr>
         <w:spacing w:before="160" w:after="40"/>
-      </w:pPr>
-      <w:r>
         <w:rPr>
           <w:b/>
           <w:color w:val="0B3D91"/>
           <w:sz w:val="24"/>
         </w:rPr>
-        <w:t>CERTIFICATIONS</w:t>
-      </w:r>
-    </w:p>
-    <w:p>
-      <w:pPr>
-        <w:pStyle w:val="ListBullet"/>
-        <w:spacing w:after="20"/>
-      </w:pPr>
-      <w:r>
-        <w:rPr>
-          <w:color w:val="1F1F1F"/>
-        </w:rPr>
-        <w:t>PMP® — Project Management Professional, Project Management Institute (2025)</w:t>
-      </w:r>
-    </w:p>
-    <w:p>
-      <w:pPr>
-        <w:pStyle w:val="ListBullet"/>
-        <w:spacing w:after="20"/>
-      </w:pPr>
-      <w:r>
-        <w:rPr>
-          <w:color w:val="1F1F1F"/>
-        </w:rPr>
-        <w:t>CSM® — Certified ScrumMaster, Scrum Alliance (2015)</w:t>
-      </w:r>
-    </w:p>
-    <w:p>
-      <w:pPr>
-        <w:pStyle w:val="ListBullet"/>
-        <w:spacing w:after="20"/>
-      </w:pPr>
-      <w:r>
-        <w:rPr>
-          <w:color w:val="1F1F1F"/>
-        </w:rPr>
-        <w:t>ISTQB® — Certified Tester, Foundation Level (2012)</w:t>
-      </w:r>
+      </w:pPr>
     </w:p>
     <w:p>
       <w:pPr>
@@ -1174,7 +1595,8 @@
           <w:color w:val="0B3D91"/>
           <w:sz w:val="24"/>
         </w:rPr>
-        <w:t>KEY ACHIEVEMENTS</w:t>
+        <w:lastRenderedPageBreak/>
+        <w:t>CERTIFICATIONS</w:t>
       </w:r>
     </w:p>
     <w:p>
@@ -1186,7 +1608,7 @@
         <w:rPr>
           <w:color w:val="1F1F1F"/>
         </w:rPr>
-        <w:t>Delivered 90%+ automation coverage across multiple enterprise programs, improving regression efficiency by 40% and shrinking release cycles.</w:t>
+        <w:t>PMP® — Project Management Professional, Project Management Institute (2025)</w:t>
       </w:r>
     </w:p>
     <w:p>
@@ -1198,7 +1620,7 @@
         <w:rPr>
           <w:color w:val="1F1F1F"/>
         </w:rPr>
-        <w:t>Reduced production defect leakage by 30% through Shift-Left adoption and CI-integrated quality gates.</w:t>
+        <w:t>CSM® — Certified ScrumMaster, Scrum Alliance (2015)</w:t>
       </w:r>
     </w:p>
     <w:p>
@@ -1210,19 +1632,7 @@
         <w:rPr>
           <w:color w:val="1F1F1F"/>
         </w:rPr>
-        <w:t>Built and led globally distributed QA/SDET teams of 10+ across India and the USA.</w:t>
-      </w:r>
-    </w:p>
-    <w:p>
-      <w:pPr>
-        <w:pStyle w:val="ListBullet"/>
-        <w:spacing w:after="20"/>
-      </w:pPr>
-      <w:r>
-        <w:rPr>
-          <w:color w:val="1F1F1F"/>
-        </w:rPr>
-        <w:t>Recipient of EPAM CEO IMPACT Award and 6+ internal/client excellence awards.</w:t>
+        <w:t>ISTQB® — Certified Tester, Foundation Level (2012)</w:t>
       </w:r>
     </w:p>
     <w:p>
@@ -1238,50 +1648,55 @@
           <w:color w:val="0B3D91"/>
           <w:sz w:val="24"/>
         </w:rPr>
-        <w:t>EDUCATION</w:t>
+        <w:t>KEY ACHIEVEMENTS</w:t>
       </w:r>
     </w:p>
     <w:p>
-      <w:r>
-        <w:rPr>
-          <w:b/>
+      <w:pPr>
+        <w:pStyle w:val="ListBullet"/>
+        <w:spacing w:after="20"/>
+      </w:pPr>
+      <w:r>
+        <w:rPr>
           <w:color w:val="1F1F1F"/>
-          <w:sz w:val="21"/>
-        </w:rPr>
-        <w:t>Bachelor of Engineering — Computer Science &amp; Engineering</w:t>
+        </w:rPr>
+        <w:t>Delivered 90%+ automation coverage across multiple enterprise programs, improving regression efficiency by 40% and shrinking release cycles.</w:t>
       </w:r>
     </w:p>
     <w:p>
       <w:pPr>
-        <w:spacing w:after="40"/>
-      </w:pPr>
-      <w:r>
-        <w:rPr>
-          <w:i/>
-          <w:color w:val="555555"/>
-        </w:rPr>
-        <w:t xml:space="preserve">Siddaganga Institute of Technology, Tumkur, </w:t>
-      </w:r>
-      <w:r>
-        <w:rPr>
-          <w:i/>
-          <w:color w:val="555555"/>
-        </w:rPr>
-        <w:t xml:space="preserve">Karnataka </w:t>
-      </w:r>
-      <w:r>
-        <w:rPr>
-          <w:i/>
-          <w:color w:val="555555"/>
-        </w:rPr>
-        <w:t>| 2005</w:t>
-      </w:r>
-      <w:r>
-        <w:rPr>
-          <w:i/>
-          <w:color w:val="555555"/>
-        </w:rPr>
-        <w:t xml:space="preserve"> – 2009</w:t>
+        <w:pStyle w:val="ListBullet"/>
+        <w:spacing w:after="20"/>
+      </w:pPr>
+      <w:r>
+        <w:rPr>
+          <w:color w:val="1F1F1F"/>
+        </w:rPr>
+        <w:t>Reduced production defect leakage by 30% through Shift-Left adoption and CI-integrated quality gates.</w:t>
+      </w:r>
+    </w:p>
+    <w:p>
+      <w:pPr>
+        <w:pStyle w:val="ListBullet"/>
+        <w:spacing w:after="20"/>
+      </w:pPr>
+      <w:r>
+        <w:rPr>
+          <w:color w:val="1F1F1F"/>
+        </w:rPr>
+        <w:t>Built and led globally distributed QA/SDET teams of 10+ across India and the USA.</w:t>
+      </w:r>
+    </w:p>
+    <w:p>
+      <w:pPr>
+        <w:pStyle w:val="ListBullet"/>
+        <w:spacing w:after="20"/>
+      </w:pPr>
+      <w:r>
+        <w:rPr>
+          <w:color w:val="1F1F1F"/>
+        </w:rPr>
+        <w:t>Recipient of EPAM CEO IMPACT Award and 6+ internal/client excellence awards.</w:t>
       </w:r>
     </w:p>
     <w:p>
@@ -1297,19 +1712,137 @@
           <w:color w:val="0B3D91"/>
           <w:sz w:val="24"/>
         </w:rPr>
-        <w:t>PERSONAL DETAILS</w:t>
+        <w:t>EDUCATION</w:t>
       </w:r>
     </w:p>
     <w:p>
+      <w:r>
+        <w:rPr>
+          <w:b/>
+          <w:color w:val="1F1F1F"/>
+          <w:sz w:val="21"/>
+        </w:rPr>
+        <w:t>Bachelor of Engineering — Computer Science &amp; Engineering</w:t>
+      </w:r>
+    </w:p>
+    <w:p>
       <w:pPr>
         <w:spacing w:after="40"/>
       </w:pPr>
-      <w:r>
-        <w:rPr>
+      <w:proofErr w:type="spellStart"/>
+      <w:r>
+        <w:rPr>
+          <w:i/>
+          <w:color w:val="555555"/>
+        </w:rPr>
+        <w:t>Siddaganga</w:t>
+      </w:r>
+      <w:proofErr w:type="spellEnd"/>
+      <w:r>
+        <w:rPr>
+          <w:i/>
+          <w:color w:val="555555"/>
+        </w:rPr>
+        <w:t xml:space="preserve"> Institute of Technology, Tumkur, </w:t>
+      </w:r>
+      <w:r>
+        <w:rPr>
+          <w:i/>
+          <w:color w:val="555555"/>
+        </w:rPr>
+        <w:t xml:space="preserve">Karnataka </w:t>
+      </w:r>
+      <w:r>
+        <w:rPr>
+          <w:i/>
+          <w:color w:val="555555"/>
+        </w:rPr>
+        <w:t>| 2005</w:t>
+      </w:r>
+      <w:r>
+        <w:rPr>
+          <w:i/>
+          <w:color w:val="555555"/>
+        </w:rPr>
+        <w:t xml:space="preserve"> – 2009</w:t>
+      </w:r>
+    </w:p>
+    <w:p>
+      <w:pPr>
+        <w:pBdr>
+          <w:bottom w:val="single" w:sz="8" w:space="1" w:color="0B3D91"/>
+        </w:pBdr>
+        <w:spacing w:before="160" w:after="40"/>
+      </w:pPr>
+      <w:r>
+        <w:rPr>
+          <w:b/>
+          <w:color w:val="0B3D91"/>
+          <w:sz w:val="24"/>
+        </w:rPr>
+        <w:t>PERSONAL DETAILS</w:t>
+      </w:r>
+    </w:p>
+    <w:p>
+      <w:pPr>
+        <w:spacing w:after="40"/>
+      </w:pPr>
+      <w:r>
+        <w:rPr>
+          <w:b/>
+          <w:bCs/>
           <w:color w:val="1F1F1F"/>
         </w:rPr>
-        <w:t>Date of Birth: 15-Mar-1988   •   Nationality: Indian   •   Languages: English, Kannada, Hindi</w:t>
-      </w:r>
+        <w:t>Date of Birth:</w:t>
+      </w:r>
+      <w:r>
+        <w:rPr>
+          <w:color w:val="1F1F1F"/>
+        </w:rPr>
+        <w:t xml:space="preserve"> 15-Mar-1988   •   </w:t>
+      </w:r>
+      <w:r>
+        <w:rPr>
+          <w:b/>
+          <w:bCs/>
+          <w:color w:val="1F1F1F"/>
+        </w:rPr>
+        <w:t>Nationality:</w:t>
+      </w:r>
+      <w:r>
+        <w:rPr>
+          <w:color w:val="1F1F1F"/>
+        </w:rPr>
+        <w:t xml:space="preserve"> Indian   •   </w:t>
+      </w:r>
+      <w:r>
+        <w:rPr>
+          <w:b/>
+          <w:bCs/>
+          <w:color w:val="1F1F1F"/>
+        </w:rPr>
+        <w:t>Languages:</w:t>
+      </w:r>
+      <w:r>
+        <w:rPr>
+          <w:color w:val="1F1F1F"/>
+        </w:rPr>
+        <w:t xml:space="preserve"> English, Kannada, Hindi</w:t>
+      </w:r>
+      <w:r>
+        <w:rPr>
+          <w:color w:val="1F1F1F"/>
+        </w:rPr>
+        <w:t xml:space="preserve">, </w:t>
+      </w:r>
+      <w:proofErr w:type="spellStart"/>
+      <w:r>
+        <w:rPr>
+          <w:color w:val="1F1F1F"/>
+        </w:rPr>
+        <w:t>Telgu</w:t>
+      </w:r>
+      <w:proofErr w:type="spellEnd"/>
     </w:p>
     <w:sectPr>
       <w:pgSz w:w="12240" w:h="15840"/>
@@ -1476,7 +2009,7 @@
   <w:abstractNum w:abstractNumId="8" w15:restartNumberingAfterBreak="0">
     <w:nsid w:val="FFFFFF89"/>
     <w:multiLevelType w:val="singleLevel"/>
-    <w:tmpl w:val="29761A62"/>
+    <w:tmpl w:val="EEA4C418"/>
     <w:lvl w:ilvl="0">
       <w:start w:val="1"/>
       <w:numFmt w:val="bullet"/>
@@ -1491,6 +2024,304 @@
       </w:pPr>
       <w:rPr>
         <w:rFonts w:ascii="Symbol" w:hAnsi="Symbol" w:hint="default"/>
+      </w:rPr>
+    </w:lvl>
+  </w:abstractNum>
+  <w:abstractNum w:abstractNumId="9" w15:restartNumberingAfterBreak="0">
+    <w:nsid w:val="3EFA4C50"/>
+    <w:multiLevelType w:val="multilevel"/>
+    <w:tmpl w:val="DEDC1D70"/>
+    <w:lvl w:ilvl="0">
+      <w:start w:val="1"/>
+      <w:numFmt w:val="bullet"/>
+      <w:lvlText w:val=""/>
+      <w:lvlJc w:val="left"/>
+      <w:pPr>
+        <w:tabs>
+          <w:tab w:val="num" w:pos="720"/>
+        </w:tabs>
+        <w:ind w:left="720" w:hanging="360"/>
+      </w:pPr>
+      <w:rPr>
+        <w:rFonts w:ascii="Symbol" w:hAnsi="Symbol" w:hint="default"/>
+        <w:sz w:val="20"/>
+      </w:rPr>
+    </w:lvl>
+    <w:lvl w:ilvl="1" w:tentative="1">
+      <w:start w:val="1"/>
+      <w:numFmt w:val="bullet"/>
+      <w:lvlText w:val="o"/>
+      <w:lvlJc w:val="left"/>
+      <w:pPr>
+        <w:tabs>
+          <w:tab w:val="num" w:pos="1440"/>
+        </w:tabs>
+        <w:ind w:left="1440" w:hanging="360"/>
+      </w:pPr>
+      <w:rPr>
+        <w:rFonts w:ascii="Courier New" w:hAnsi="Courier New" w:hint="default"/>
+        <w:sz w:val="20"/>
+      </w:rPr>
+    </w:lvl>
+    <w:lvl w:ilvl="2" w:tentative="1">
+      <w:start w:val="1"/>
+      <w:numFmt w:val="bullet"/>
+      <w:lvlText w:val=""/>
+      <w:lvlJc w:val="left"/>
+      <w:pPr>
+        <w:tabs>
+          <w:tab w:val="num" w:pos="2160"/>
+        </w:tabs>
+        <w:ind w:left="2160" w:hanging="360"/>
+      </w:pPr>
+      <w:rPr>
+        <w:rFonts w:ascii="Wingdings" w:hAnsi="Wingdings" w:hint="default"/>
+        <w:sz w:val="20"/>
+      </w:rPr>
+    </w:lvl>
+    <w:lvl w:ilvl="3" w:tentative="1">
+      <w:start w:val="1"/>
+      <w:numFmt w:val="bullet"/>
+      <w:lvlText w:val=""/>
+      <w:lvlJc w:val="left"/>
+      <w:pPr>
+        <w:tabs>
+          <w:tab w:val="num" w:pos="2880"/>
+        </w:tabs>
+        <w:ind w:left="2880" w:hanging="360"/>
+      </w:pPr>
+      <w:rPr>
+        <w:rFonts w:ascii="Wingdings" w:hAnsi="Wingdings" w:hint="default"/>
+        <w:sz w:val="20"/>
+      </w:rPr>
+    </w:lvl>
+    <w:lvl w:ilvl="4" w:tentative="1">
+      <w:start w:val="1"/>
+      <w:numFmt w:val="bullet"/>
+      <w:lvlText w:val=""/>
+      <w:lvlJc w:val="left"/>
+      <w:pPr>
+        <w:tabs>
+          <w:tab w:val="num" w:pos="3600"/>
+        </w:tabs>
+        <w:ind w:left="3600" w:hanging="360"/>
+      </w:pPr>
+      <w:rPr>
+        <w:rFonts w:ascii="Wingdings" w:hAnsi="Wingdings" w:hint="default"/>
+        <w:sz w:val="20"/>
+      </w:rPr>
+    </w:lvl>
+    <w:lvl w:ilvl="5" w:tentative="1">
+      <w:start w:val="1"/>
+      <w:numFmt w:val="bullet"/>
+      <w:lvlText w:val=""/>
+      <w:lvlJc w:val="left"/>
+      <w:pPr>
+        <w:tabs>
+          <w:tab w:val="num" w:pos="4320"/>
+        </w:tabs>
+        <w:ind w:left="4320" w:hanging="360"/>
+      </w:pPr>
+      <w:rPr>
+        <w:rFonts w:ascii="Wingdings" w:hAnsi="Wingdings" w:hint="default"/>
+        <w:sz w:val="20"/>
+      </w:rPr>
+    </w:lvl>
+    <w:lvl w:ilvl="6" w:tentative="1">
+      <w:start w:val="1"/>
+      <w:numFmt w:val="bullet"/>
+      <w:lvlText w:val=""/>
+      <w:lvlJc w:val="left"/>
+      <w:pPr>
+        <w:tabs>
+          <w:tab w:val="num" w:pos="5040"/>
+        </w:tabs>
+        <w:ind w:left="5040" w:hanging="360"/>
+      </w:pPr>
+      <w:rPr>
+        <w:rFonts w:ascii="Wingdings" w:hAnsi="Wingdings" w:hint="default"/>
+        <w:sz w:val="20"/>
+      </w:rPr>
+    </w:lvl>
+    <w:lvl w:ilvl="7" w:tentative="1">
+      <w:start w:val="1"/>
+      <w:numFmt w:val="bullet"/>
+      <w:lvlText w:val=""/>
+      <w:lvlJc w:val="left"/>
+      <w:pPr>
+        <w:tabs>
+          <w:tab w:val="num" w:pos="5760"/>
+        </w:tabs>
+        <w:ind w:left="5760" w:hanging="360"/>
+      </w:pPr>
+      <w:rPr>
+        <w:rFonts w:ascii="Wingdings" w:hAnsi="Wingdings" w:hint="default"/>
+        <w:sz w:val="20"/>
+      </w:rPr>
+    </w:lvl>
+    <w:lvl w:ilvl="8" w:tentative="1">
+      <w:start w:val="1"/>
+      <w:numFmt w:val="bullet"/>
+      <w:lvlText w:val=""/>
+      <w:lvlJc w:val="left"/>
+      <w:pPr>
+        <w:tabs>
+          <w:tab w:val="num" w:pos="6480"/>
+        </w:tabs>
+        <w:ind w:left="6480" w:hanging="360"/>
+      </w:pPr>
+      <w:rPr>
+        <w:rFonts w:ascii="Wingdings" w:hAnsi="Wingdings" w:hint="default"/>
+        <w:sz w:val="20"/>
+      </w:rPr>
+    </w:lvl>
+  </w:abstractNum>
+  <w:abstractNum w:abstractNumId="10" w15:restartNumberingAfterBreak="0">
+    <w:nsid w:val="6CA13D09"/>
+    <w:multiLevelType w:val="multilevel"/>
+    <w:tmpl w:val="84FC448C"/>
+    <w:lvl w:ilvl="0">
+      <w:start w:val="1"/>
+      <w:numFmt w:val="bullet"/>
+      <w:lvlText w:val=""/>
+      <w:lvlJc w:val="left"/>
+      <w:pPr>
+        <w:tabs>
+          <w:tab w:val="num" w:pos="720"/>
+        </w:tabs>
+        <w:ind w:left="720" w:hanging="360"/>
+      </w:pPr>
+      <w:rPr>
+        <w:rFonts w:ascii="Symbol" w:hAnsi="Symbol" w:hint="default"/>
+        <w:sz w:val="20"/>
+      </w:rPr>
+    </w:lvl>
+    <w:lvl w:ilvl="1" w:tentative="1">
+      <w:start w:val="1"/>
+      <w:numFmt w:val="bullet"/>
+      <w:lvlText w:val="o"/>
+      <w:lvlJc w:val="left"/>
+      <w:pPr>
+        <w:tabs>
+          <w:tab w:val="num" w:pos="1440"/>
+        </w:tabs>
+        <w:ind w:left="1440" w:hanging="360"/>
+      </w:pPr>
+      <w:rPr>
+        <w:rFonts w:ascii="Courier New" w:hAnsi="Courier New" w:hint="default"/>
+        <w:sz w:val="20"/>
+      </w:rPr>
+    </w:lvl>
+    <w:lvl w:ilvl="2" w:tentative="1">
+      <w:start w:val="1"/>
+      <w:numFmt w:val="bullet"/>
+      <w:lvlText w:val=""/>
+      <w:lvlJc w:val="left"/>
+      <w:pPr>
+        <w:tabs>
+          <w:tab w:val="num" w:pos="2160"/>
+        </w:tabs>
+        <w:ind w:left="2160" w:hanging="360"/>
+      </w:pPr>
+      <w:rPr>
+        <w:rFonts w:ascii="Wingdings" w:hAnsi="Wingdings" w:hint="default"/>
+        <w:sz w:val="20"/>
+      </w:rPr>
+    </w:lvl>
+    <w:lvl w:ilvl="3" w:tentative="1">
+      <w:start w:val="1"/>
+      <w:numFmt w:val="bullet"/>
+      <w:lvlText w:val=""/>
+      <w:lvlJc w:val="left"/>
+      <w:pPr>
+        <w:tabs>
+          <w:tab w:val="num" w:pos="2880"/>
+        </w:tabs>
+        <w:ind w:left="2880" w:hanging="360"/>
+      </w:pPr>
+      <w:rPr>
+        <w:rFonts w:ascii="Wingdings" w:hAnsi="Wingdings" w:hint="default"/>
+        <w:sz w:val="20"/>
+      </w:rPr>
+    </w:lvl>
+    <w:lvl w:ilvl="4" w:tentative="1">
+      <w:start w:val="1"/>
+      <w:numFmt w:val="bullet"/>
+      <w:lvlText w:val=""/>
+      <w:lvlJc w:val="left"/>
+      <w:pPr>
+        <w:tabs>
+          <w:tab w:val="num" w:pos="3600"/>
+        </w:tabs>
+        <w:ind w:left="3600" w:hanging="360"/>
+      </w:pPr>
+      <w:rPr>
+        <w:rFonts w:ascii="Wingdings" w:hAnsi="Wingdings" w:hint="default"/>
+        <w:sz w:val="20"/>
+      </w:rPr>
+    </w:lvl>
+    <w:lvl w:ilvl="5" w:tentative="1">
+      <w:start w:val="1"/>
+      <w:numFmt w:val="bullet"/>
+      <w:lvlText w:val=""/>
+      <w:lvlJc w:val="left"/>
+      <w:pPr>
+        <w:tabs>
+          <w:tab w:val="num" w:pos="4320"/>
+        </w:tabs>
+        <w:ind w:left="4320" w:hanging="360"/>
+      </w:pPr>
+      <w:rPr>
+        <w:rFonts w:ascii="Wingdings" w:hAnsi="Wingdings" w:hint="default"/>
+        <w:sz w:val="20"/>
+      </w:rPr>
+    </w:lvl>
+    <w:lvl w:ilvl="6" w:tentative="1">
+      <w:start w:val="1"/>
+      <w:numFmt w:val="bullet"/>
+      <w:lvlText w:val=""/>
+      <w:lvlJc w:val="left"/>
+      <w:pPr>
+        <w:tabs>
+          <w:tab w:val="num" w:pos="5040"/>
+        </w:tabs>
+        <w:ind w:left="5040" w:hanging="360"/>
+      </w:pPr>
+      <w:rPr>
+        <w:rFonts w:ascii="Wingdings" w:hAnsi="Wingdings" w:hint="default"/>
+        <w:sz w:val="20"/>
+      </w:rPr>
+    </w:lvl>
+    <w:lvl w:ilvl="7" w:tentative="1">
+      <w:start w:val="1"/>
+      <w:numFmt w:val="bullet"/>
+      <w:lvlText w:val=""/>
+      <w:lvlJc w:val="left"/>
+      <w:pPr>
+        <w:tabs>
+          <w:tab w:val="num" w:pos="5760"/>
+        </w:tabs>
+        <w:ind w:left="5760" w:hanging="360"/>
+      </w:pPr>
+      <w:rPr>
+        <w:rFonts w:ascii="Wingdings" w:hAnsi="Wingdings" w:hint="default"/>
+        <w:sz w:val="20"/>
+      </w:rPr>
+    </w:lvl>
+    <w:lvl w:ilvl="8" w:tentative="1">
+      <w:start w:val="1"/>
+      <w:numFmt w:val="bullet"/>
+      <w:lvlText w:val=""/>
+      <w:lvlJc w:val="left"/>
+      <w:pPr>
+        <w:tabs>
+          <w:tab w:val="num" w:pos="6480"/>
+        </w:tabs>
+        <w:ind w:left="6480" w:hanging="360"/>
+      </w:pPr>
+      <w:rPr>
+        <w:rFonts w:ascii="Wingdings" w:hAnsi="Wingdings" w:hint="default"/>
+        <w:sz w:val="20"/>
       </w:rPr>
     </w:lvl>
   </w:abstractNum>
@@ -1520,6 +2351,15 @@
   </w:num>
   <w:num w:numId="9" w16cid:durableId="1975520511">
     <w:abstractNumId w:val="0"/>
+  </w:num>
+  <w:num w:numId="10" w16cid:durableId="1221862578">
+    <w:abstractNumId w:val="8"/>
+  </w:num>
+  <w:num w:numId="11" w16cid:durableId="150680225">
+    <w:abstractNumId w:val="10"/>
+  </w:num>
+  <w:num w:numId="12" w16cid:durableId="1684432641">
+    <w:abstractNumId w:val="9"/>
   </w:num>
 </w:numbering>
 </file>

--- a/resume/Vishvambruth_JavagalThimmegowda_QEM_Resume_2026.docx
+++ b/resume/Vishvambruth_JavagalThimmegowda_QEM_Resume_2026.docx
@@ -20,7 +20,13 @@
         <w:jc w:val="center"/>
       </w:pPr>
       <w:r>
-        <w:t>QUALITY ENGINEERING MANAGER | PMP® | CSM® | ISTQB® | SDET-Python |</w:t>
+        <w:t>QUALITY ENGINEERING MANAGER</w:t>
+      </w:r>
+      <w:r>
+        <w:t xml:space="preserve"> | QA Architect</w:t>
+      </w:r>
+      <w:r>
+        <w:t xml:space="preserve"> | PMP® | CSM® | ISTQB® | SDET-Python |</w:t>
       </w:r>
       <w:r>
         <w:t xml:space="preserve"> </w:t>
@@ -41,6 +47,9 @@
       </w:r>
       <w:r>
         <w:t>Playwright</w:t>
+      </w:r>
+      <w:r>
+        <w:t xml:space="preserve"> | Robot Framework</w:t>
       </w:r>
     </w:p>
     <w:p>
@@ -222,7 +231,7 @@
         <w:spacing w:after="0"/>
       </w:pPr>
       <w:r>
-        <w:t xml:space="preserve">Selenium / Playwright / Python / </w:t>
+        <w:t xml:space="preserve">Selenium / Playwright / Robot Framework / Python / </w:t>
       </w:r>
       <w:proofErr w:type="spellStart"/>
       <w:r>
@@ -384,304 +393,179 @@
     </w:p>
     <w:p>
       <w:pPr>
-        <w:spacing w:after="40"/>
-      </w:pPr>
-      <w:r>
         <w:rPr>
           <w:b/>
-          <w:color w:val="1F1F1F"/>
-          <w:sz w:val="21"/>
-        </w:rPr>
-        <w:t xml:space="preserve">Selenium-Python Automation </w:t>
-      </w:r>
+          <w:bCs/>
+          <w:i/>
+          <w:iCs/>
+        </w:rPr>
+      </w:pPr>
       <w:r>
         <w:rPr>
           <w:b/>
-          <w:color w:val="1F1F1F"/>
-          <w:sz w:val="21"/>
-        </w:rPr>
-        <w:t>Framework — github.com</w:t>
-      </w:r>
-      <w:r>
-        <w:rPr>
-          <w:b/>
-          <w:color w:val="1F1F1F"/>
-          <w:sz w:val="21"/>
-        </w:rPr>
-        <w:t>/vishruth143/Selenium-Python-Automation-Framework</w:t>
+          <w:bCs/>
+          <w:i/>
+          <w:iCs/>
+          <w:highlight w:val="darkGray"/>
+        </w:rPr>
+        <w:t>Selenium-Python Automation Framework — github.com/vishruth143/Selenium-Python-Automation-Framework</w:t>
       </w:r>
     </w:p>
     <w:p>
-      <w:pPr>
-        <w:pStyle w:val="ListBullet"/>
-        <w:spacing w:after="20"/>
-      </w:pPr>
-      <w:r>
-        <w:rPr>
-          <w:color w:val="1F1F1F"/>
-        </w:rPr>
-        <w:t xml:space="preserve">Architected a scalable, layered Page Object Model (POM) framework supporting UI (Selenium), API (Requests), and Mobile (Appium) automation under a single </w:t>
-      </w:r>
-      <w:proofErr w:type="spellStart"/>
-      <w:r>
-        <w:rPr>
-          <w:color w:val="1F1F1F"/>
-        </w:rPr>
-        <w:t>Pytest</w:t>
-      </w:r>
-      <w:proofErr w:type="spellEnd"/>
-      <w:r>
-        <w:rPr>
-          <w:color w:val="1F1F1F"/>
-        </w:rPr>
-        <w:t xml:space="preserve"> runner.</w:t>
+      <w:r>
+        <w:t>Architected a scalable, layered Page Object Model (POM) framework supporting UI (Selenium), API (Requests), and Mobile (Appium) automation under a single Pytest runner.</w:t>
       </w:r>
     </w:p>
     <w:p>
-      <w:pPr>
-        <w:pStyle w:val="ListBullet"/>
-        <w:spacing w:after="20"/>
-      </w:pPr>
-      <w:r>
-        <w:rPr>
-          <w:color w:val="1F1F1F"/>
-        </w:rPr>
+      <w:r>
         <w:t>Engineered environment-driven configuration (YAML/JSON/Excel) with multi-region (DEV/QA/STAGE/PROD) and multi-app routing, enabling true write-once / run-anywhere execution.</w:t>
       </w:r>
     </w:p>
     <w:p>
-      <w:pPr>
-        <w:pStyle w:val="ListBullet"/>
-        <w:spacing w:after="20"/>
-      </w:pPr>
-      <w:r>
-        <w:rPr>
-          <w:color w:val="1F1F1F"/>
-        </w:rPr>
-        <w:t>Implemented cross-browser execution (Chrome/Firefox/Edge) on local and Selenium Grid, with auto-wait, retry (</w:t>
-      </w:r>
-      <w:proofErr w:type="spellStart"/>
-      <w:r>
-        <w:rPr>
-          <w:color w:val="1F1F1F"/>
-        </w:rPr>
-        <w:t>pytest-rerunfailures</w:t>
-      </w:r>
-      <w:proofErr w:type="spellEnd"/>
-      <w:r>
-        <w:rPr>
-          <w:color w:val="1F1F1F"/>
-        </w:rPr>
-        <w:t>), and parallelization (</w:t>
-      </w:r>
-      <w:proofErr w:type="spellStart"/>
-      <w:r>
-        <w:rPr>
-          <w:color w:val="1F1F1F"/>
-        </w:rPr>
-        <w:t>pytest-xdist</w:t>
-      </w:r>
-      <w:proofErr w:type="spellEnd"/>
-      <w:r>
-        <w:rPr>
-          <w:color w:val="1F1F1F"/>
-        </w:rPr>
-        <w:t>) reducing regression runtime by ~70%.</w:t>
+      <w:r>
+        <w:t>Implemented cross-browser execution (Chrome/Firefox/Edge) on local and Selenium Grid, with auto-wait, retry (pytest-rerunfailures), and parallelization (pytest-xdist) reducing regression runtime by ~70%.</w:t>
       </w:r>
     </w:p>
     <w:p>
-      <w:pPr>
-        <w:pStyle w:val="ListBullet"/>
-        <w:spacing w:after="20"/>
-      </w:pPr>
-      <w:r>
-        <w:rPr>
-          <w:color w:val="1F1F1F"/>
-        </w:rPr>
+      <w:r>
         <w:t>Integrated Allure &amp; HTML reporting, screenshot/video capture on failure, rotating file logger, and Microsoft Teams notifications for real-time quality signals.</w:t>
       </w:r>
     </w:p>
     <w:p>
-      <w:pPr>
-        <w:pStyle w:val="ListBullet"/>
-        <w:spacing w:after="20"/>
-      </w:pPr>
-      <w:r>
-        <w:rPr>
-          <w:color w:val="1F1F1F"/>
-        </w:rPr>
-        <w:t xml:space="preserve">Containerized execution with Docker and wired CI/CD via GitHub Actions and Jenkins; enforced code quality with </w:t>
-      </w:r>
-      <w:proofErr w:type="spellStart"/>
-      <w:r>
-        <w:rPr>
-          <w:color w:val="1F1F1F"/>
-        </w:rPr>
-        <w:t>Pylint</w:t>
-      </w:r>
-      <w:proofErr w:type="spellEnd"/>
-      <w:r>
-        <w:rPr>
-          <w:color w:val="1F1F1F"/>
-        </w:rPr>
-        <w:t xml:space="preserve"> at a mandatory 10.0/10 score.</w:t>
+      <w:r>
+        <w:t>Containerized execution with Docker and wired CI/CD via GitHub Actions and Jenkins; enforced code quality with Pylint at a mandatory 10.0/10 score.</w:t>
       </w:r>
     </w:p>
     <w:p>
-      <w:pPr>
-        <w:pStyle w:val="ListBullet"/>
-        <w:spacing w:after="20"/>
-      </w:pPr>
-      <w:r>
-        <w:rPr>
-          <w:color w:val="1F1F1F"/>
-        </w:rPr>
-        <w:t>Added BDD support (</w:t>
-      </w:r>
-      <w:proofErr w:type="spellStart"/>
-      <w:r>
-        <w:rPr>
-          <w:color w:val="1F1F1F"/>
-        </w:rPr>
-        <w:t>Pytest</w:t>
-      </w:r>
-      <w:proofErr w:type="spellEnd"/>
-      <w:r>
-        <w:rPr>
-          <w:color w:val="1F1F1F"/>
-        </w:rPr>
-        <w:t>-BDD), data-driven testing (JSON/Excel), OAuth2-enabled API client, and Locust-based performance testing — demonstrating end-to-end QE coverage.</w:t>
+      <w:r>
+        <w:t>Added BDD support (Pytest-BDD), data-driven testing (JSON/Excel), OAuth2-enabled API client, and Locust-based performance testing — demonstrating end-to-end QE coverage.</w:t>
       </w:r>
     </w:p>
     <w:p>
       <w:pPr>
-        <w:spacing w:after="40"/>
         <w:rPr>
           <w:b/>
-          <w:color w:val="1F1F1F"/>
-          <w:sz w:val="21"/>
+          <w:bCs/>
+          <w:i/>
+          <w:iCs/>
         </w:rPr>
       </w:pPr>
       <w:r>
         <w:rPr>
           <w:b/>
-          <w:color w:val="1F1F1F"/>
-          <w:sz w:val="21"/>
+          <w:bCs/>
+          <w:i/>
+          <w:iCs/>
+          <w:highlight w:val="darkGray"/>
         </w:rPr>
         <w:t>Playwright-Python Automation Framework — github.com/vishruth143/Playwright-Python-Automation-Framework</w:t>
       </w:r>
     </w:p>
     <w:p>
-      <w:pPr>
-        <w:pStyle w:val="ListParagraph"/>
-        <w:numPr>
-          <w:ilvl w:val="0"/>
-          <w:numId w:val="1"/>
-        </w:numPr>
-      </w:pPr>
-      <w:r>
-        <w:t xml:space="preserve">Architected a production-grade, layered Page Object Model (POM) framework using Playwright for Python, supporting UI, REST API, and Mobile automation under a single </w:t>
-      </w:r>
-      <w:proofErr w:type="spellStart"/>
-      <w:r>
-        <w:t>PyTest</w:t>
-      </w:r>
-      <w:proofErr w:type="spellEnd"/>
-      <w:r>
-        <w:t xml:space="preserve"> runner.</w:t>
+      <w:r>
+        <w:t>Architected a production-grade, layered Page Object Model (POM) framework using Playwright for Python, supporting UI, REST API, and Mobile automation under a single PyTest runner.</w:t>
       </w:r>
     </w:p>
     <w:p>
-      <w:pPr>
-        <w:pStyle w:val="ListParagraph"/>
-        <w:numPr>
-          <w:ilvl w:val="0"/>
-          <w:numId w:val="1"/>
-        </w:numPr>
-      </w:pPr>
-      <w:r>
-        <w:t xml:space="preserve">Implemented multi-browser execution (Chromium, Firefox, WebKit) with auto-wait, built-in video and trace capture on failure, and parallel execution via </w:t>
-      </w:r>
-      <w:proofErr w:type="spellStart"/>
-      <w:r>
-        <w:t>pytest-xdist</w:t>
-      </w:r>
-      <w:proofErr w:type="spellEnd"/>
-      <w:r>
-        <w:t xml:space="preserve"> — reducing regression runtime by ~70%.</w:t>
+      <w:r>
+        <w:t>Implemented multi-browser execution (Chromium, Firefox, WebKit) with auto-wait, built-in video and trace capture on failure, and parallel execution via pytest-xdist — reducing regression runtime by ~70%.</w:t>
       </w:r>
     </w:p>
     <w:p>
-      <w:pPr>
-        <w:pStyle w:val="ListParagraph"/>
-        <w:numPr>
-          <w:ilvl w:val="0"/>
-          <w:numId w:val="1"/>
-        </w:numPr>
-      </w:pPr>
-      <w:r>
-        <w:t xml:space="preserve">Engineered environment-driven configuration (YAML/JSON/Excel) with multi-region (DEV/QA/STAGE/PROD) routing and a custom </w:t>
-      </w:r>
-      <w:proofErr w:type="spellStart"/>
-      <w:r>
-        <w:t>xdist</w:t>
-      </w:r>
-      <w:proofErr w:type="spellEnd"/>
-      <w:r>
-        <w:t>-aware rotating logger for parallel-safe output.</w:t>
+      <w:r>
+        <w:lastRenderedPageBreak/>
+        <w:t>Engineered environment-driven configuration (YAML/JSON/Excel) with multi-region (DEV/QA/STAGE/PROD) routing and a custom xdist-aware rotating logger for parallel-safe output.</w:t>
       </w:r>
     </w:p>
     <w:p>
-      <w:pPr>
-        <w:pStyle w:val="ListParagraph"/>
-        <w:numPr>
-          <w:ilvl w:val="0"/>
-          <w:numId w:val="1"/>
-        </w:numPr>
-      </w:pPr>
-      <w:r>
-        <w:t xml:space="preserve">Integrated Allure and HTML reporting, screenshot/trace capture on failure, and a thin Playwright </w:t>
-      </w:r>
-      <w:proofErr w:type="spellStart"/>
-      <w:r>
-        <w:t>APIRequestContext</w:t>
-      </w:r>
-      <w:proofErr w:type="spellEnd"/>
-      <w:r>
-        <w:t xml:space="preserve"> wrapper enabling API testing alongside UI tests.</w:t>
+      <w:r>
+        <w:t>Integrated Allure and HTML reporting, screenshot/trace capture on failure, and a thin Playwright APIRequestContext wrapper enabling API testing alongside UI tests.</w:t>
       </w:r>
     </w:p>
     <w:p>
-      <w:pPr>
-        <w:pStyle w:val="ListParagraph"/>
-        <w:numPr>
-          <w:ilvl w:val="0"/>
-          <w:numId w:val="1"/>
-        </w:numPr>
-      </w:pPr>
-      <w:r>
-        <w:t xml:space="preserve">Containerized execution with Docker and automated CI/CD via GitHub Actions; enforced </w:t>
-      </w:r>
-      <w:proofErr w:type="spellStart"/>
-      <w:r>
-        <w:t>Pylint</w:t>
-      </w:r>
-      <w:proofErr w:type="spellEnd"/>
-      <w:r>
-        <w:t xml:space="preserve"> code quality at a mandatory 10.0/10 score.</w:t>
+      <w:r>
+        <w:t>Containerized execution with Docker and automated CI/CD via GitHub Actions; enforced Pylint code quality at a mandatory 10.0/10 score.</w:t>
       </w:r>
     </w:p>
     <w:p>
-      <w:pPr>
-        <w:pStyle w:val="ListParagraph"/>
-        <w:numPr>
-          <w:ilvl w:val="0"/>
-          <w:numId w:val="1"/>
-        </w:numPr>
-      </w:pPr>
-      <w:r>
-        <w:lastRenderedPageBreak/>
+      <w:r>
         <w:t>Demonstrated end-to-end QE coverage: UI (POM + cross-browser), REST API (JSON schema validation), and performance testing patterns — all production-ready and open-source.</w:t>
+      </w:r>
+    </w:p>
+    <w:p>
+      <w:pPr>
+        <w:rPr>
+          <w:b/>
+          <w:bCs/>
+          <w:i/>
+          <w:iCs/>
+        </w:rPr>
+      </w:pPr>
+      <w:r>
+        <w:rPr>
+          <w:b/>
+          <w:bCs/>
+          <w:i/>
+          <w:iCs/>
+          <w:highlight w:val="darkGray"/>
+        </w:rPr>
+        <w:t>Robot-Python Automation Framework — github.com/vishruth143/Robot-Python-Automation-Framework</w:t>
+      </w:r>
+    </w:p>
+    <w:p>
+      <w:r>
+        <w:t>Architected a keyword-driven and data-driven test automation framework using Robot Framework with Python, supporting cross-browser UI testing (Chrome, Firefox, Edge) via SeleniumLibrary and full CRUD REST API testing via RequestsLibrary.</w:t>
+      </w:r>
+    </w:p>
+    <w:p>
+      <w:r>
+        <w:t>Implemented Page Object Model (POM) with dedicated page resource files per suite, centralized browser setup (headless/headful), multi-environment support (DEV/QA/STAGE/PROD), and runtime variable overrides — no code changes needed.</w:t>
+      </w:r>
+    </w:p>
+    <w:p>
+      <w:r>
+        <w:t>Engineered cross-browser execution with headless mode, auto-screenshot capture on failure, embedded HTML reporting (log.html, report.html), and parallel execution via pabot reducing regression runtime significantly.</w:t>
+      </w:r>
+    </w:p>
+    <w:p>
+      <w:r>
+        <w:t>Built CI/CD pipeline with GitHub Actions running API tests and UI tests in parallel across 3 browsers (Chrome, Firefox, Edge) with dry-run validation, artifact upload, and Microsoft Teams webhook notifications.</w:t>
+      </w:r>
+    </w:p>
+    <w:p>
+      <w:r>
+        <w:t>Designed self-contained test suites with credentials read from OS environment variables, executor batch scripts for one-click runs, and comprehensive data-driven API tests covering GET, POST, PUT, PATCH, and DELETE operations.</w:t>
+      </w:r>
+    </w:p>
+    <w:p>
+      <w:pPr>
+        <w:rPr>
+          <w:b/>
+          <w:bCs/>
+        </w:rPr>
+      </w:pPr>
+      <w:r>
+        <w:rPr>
+          <w:b/>
+          <w:bCs/>
+          <w:highlight w:val="darkGray"/>
+        </w:rPr>
+        <w:t>Jira Connect Agent — github.com/vishruth143/jira-connect-agent</w:t>
+      </w:r>
+    </w:p>
+    <w:p>
+      <w:r>
+        <w:t>Built an AI-powered test case generation agent that connects to Jira, fetches story details by ID, and automatically generates comprehensive test cases using LLM integration — eliminating manual test design effort.</w:t>
+      </w:r>
+    </w:p>
+    <w:p>
+      <w:r>
+        <w:t>Implemented Jira REST API integration with secure authentication, story parsing, and intelligent prompt engineering to produce well-structured functional, edge-case, and negative test scenarios from acceptance criteria.</w:t>
+      </w:r>
+    </w:p>
+    <w:p>
+      <w:r>
+        <w:t>Designed a streamlined CLI workflow: paste a Jira story ID and receive instant, ready-to-execute test cases — accelerating QA onboarding and sprint test planning.</w:t>
       </w:r>
     </w:p>
     <w:p>
@@ -713,31 +597,7 @@
           <w:color w:val="1F1F1F"/>
           <w:sz w:val="21"/>
         </w:rPr>
-        <w:t xml:space="preserve">EPAM </w:t>
-      </w:r>
-      <w:r>
-        <w:rPr>
-          <w:b/>
-          <w:color w:val="1F1F1F"/>
-          <w:sz w:val="21"/>
-        </w:rPr>
-        <w:t xml:space="preserve">Systems </w:t>
-      </w:r>
-      <w:r>
-        <w:rPr>
-          <w:b/>
-          <w:color w:val="1F1F1F"/>
-          <w:sz w:val="21"/>
-        </w:rPr>
-        <w:t>— Project</w:t>
-      </w:r>
-      <w:r>
-        <w:rPr>
-          <w:b/>
-          <w:color w:val="1F1F1F"/>
-          <w:sz w:val="21"/>
-        </w:rPr>
-        <w:t xml:space="preserve"> Manager / Quality Engineering Manager I</w:t>
+        <w:t>EPAM Systems — Project Manager / Quality Engineering Manager I</w:t>
       </w:r>
       <w:r>
         <w:tab/>
@@ -817,39 +677,7 @@
           <w:color w:val="555555"/>
           <w:sz w:val="19"/>
         </w:rPr>
-        <w:t>Apollo Gateway / Insights / Uptime (Syncron), Crude</w:t>
-      </w:r>
-      <w:r>
-        <w:rPr>
-          <w:i/>
-          <w:color w:val="555555"/>
-          <w:sz w:val="19"/>
-        </w:rPr>
-        <w:t xml:space="preserve"> and Fertilizer</w:t>
-      </w:r>
-      <w:r>
-        <w:rPr>
-          <w:i/>
-          <w:color w:val="555555"/>
-          <w:sz w:val="19"/>
-        </w:rPr>
-        <w:t xml:space="preserve"> Portal</w:t>
-      </w:r>
-      <w:r>
-        <w:rPr>
-          <w:i/>
-          <w:color w:val="555555"/>
-          <w:sz w:val="19"/>
-        </w:rPr>
-        <w:t>s</w:t>
-      </w:r>
-      <w:r>
-        <w:rPr>
-          <w:i/>
-          <w:color w:val="555555"/>
-          <w:sz w:val="19"/>
-        </w:rPr>
-        <w:t xml:space="preserve"> Redesign (CVR Energy).</w:t>
+        <w:t>Apollo Gateway / Insights / Uptime (Syncron), Crude and Fertilizer Portals Redesign (CVR Energy).</w:t>
       </w:r>
     </w:p>
     <w:p>
@@ -898,19 +726,7 @@
         <w:rPr>
           <w:color w:val="1F1F1F"/>
         </w:rPr>
-        <w:t xml:space="preserve"> Apollo Gateway / Insights / Uptime platforms, and CVR Energy’s Crude and Fertilizer </w:t>
-      </w:r>
-      <w:r>
-        <w:rPr>
-          <w:color w:val="1F1F1F"/>
-        </w:rPr>
-        <w:t>Portals redesign</w:t>
-      </w:r>
-      <w:r>
-        <w:rPr>
-          <w:color w:val="1F1F1F"/>
-        </w:rPr>
-        <w:t xml:space="preserve"> builds.</w:t>
+        <w:t xml:space="preserve"> Apollo Gateway / Insights / Uptime platforms, and CVR Energy’s Crude and Fertilizer Portals redesign builds.</w:t>
       </w:r>
     </w:p>
     <w:p>
@@ -922,19 +738,7 @@
         <w:rPr>
           <w:color w:val="1F1F1F"/>
         </w:rPr>
-        <w:t>Manage cross-functional Agile teams of 10+ engineers (Dev, QA, SDET, DevOps</w:t>
-      </w:r>
-      <w:r>
-        <w:rPr>
-          <w:color w:val="1F1F1F"/>
-        </w:rPr>
-        <w:t>),</w:t>
-      </w:r>
-      <w:r>
-        <w:rPr>
-          <w:color w:val="1F1F1F"/>
-        </w:rPr>
-        <w:t xml:space="preserve"> own sprint planning, backlog grooming, capacity planning, risk mitigation, and executive stakeholder reporting.</w:t>
+        <w:t>Manage cross-functional Agile teams of 10+ engineers (Dev, QA, SDET, DevOps), own sprint planning, backlog grooming, capacity planning, risk mitigation, and executive stakeholder reporting.</w:t>
       </w:r>
     </w:p>
     <w:p>
@@ -962,6 +766,7 @@
         <w:rPr>
           <w:color w:val="1F1F1F"/>
         </w:rPr>
+        <w:lastRenderedPageBreak/>
         <w:t xml:space="preserve">Drove CI/CD adoption (Jenkins / GitHub Actions) integrated with AWS infrastructure, </w:t>
       </w:r>
       <w:proofErr w:type="spellStart"/>
@@ -1000,19 +805,7 @@
         <w:rPr>
           <w:color w:val="1F1F1F"/>
         </w:rPr>
-        <w:t>Recognized with EPAM IMPACT Award (CEO), multiple ‘Performance Champion</w:t>
-      </w:r>
-      <w:r>
-        <w:rPr>
-          <w:color w:val="1F1F1F"/>
-        </w:rPr>
-        <w:t xml:space="preserve">’, </w:t>
-      </w:r>
-      <w:r>
-        <w:rPr>
-          <w:color w:val="1F1F1F"/>
-        </w:rPr>
-        <w:t>Delivery Excellence’, and ‘Pat on the Back’ awards.</w:t>
+        <w:t>Recognized with EPAM IMPACT Award (CEO), multiple ‘Performance Champion’, Delivery Excellence’, and ‘Pat on the Back’ awards.</w:t>
       </w:r>
     </w:p>
     <w:p>
@@ -1028,23 +821,7 @@
           <w:color w:val="1F1F1F"/>
           <w:sz w:val="21"/>
         </w:rPr>
-        <w:t xml:space="preserve">Tata Consultancy </w:t>
-      </w:r>
-      <w:r>
-        <w:rPr>
-          <w:b/>
-          <w:color w:val="1F1F1F"/>
-          <w:sz w:val="21"/>
-        </w:rPr>
-        <w:t>Services — QA</w:t>
-      </w:r>
-      <w:r>
-        <w:rPr>
-          <w:b/>
-          <w:color w:val="1F1F1F"/>
-          <w:sz w:val="21"/>
-        </w:rPr>
-        <w:t xml:space="preserve"> Lead / Test Analyst / Project Coordinator</w:t>
+        <w:t>Tata Consultancy Services — QA Lead / Test Analyst / Project Coordinator</w:t>
       </w:r>
       <w:r>
         <w:tab/>
@@ -1077,23 +854,7 @@
           <w:color w:val="555555"/>
           <w:sz w:val="19"/>
         </w:rPr>
-        <w:t xml:space="preserve"> AXA Equitable • Allianz Life • MoneyGram • </w:t>
-      </w:r>
-      <w:r>
-        <w:rPr>
-          <w:i/>
-          <w:color w:val="555555"/>
-          <w:sz w:val="19"/>
-        </w:rPr>
-        <w:t>Athene (</w:t>
-      </w:r>
-      <w:r>
-        <w:rPr>
-          <w:i/>
-          <w:color w:val="555555"/>
-          <w:sz w:val="19"/>
-        </w:rPr>
-        <w:t>8+ years onsite, USA)</w:t>
+        <w:t xml:space="preserve"> AXA Equitable • Allianz Life • MoneyGram • Athene (8+ years onsite, USA)</w:t>
       </w:r>
     </w:p>
     <w:p>
@@ -1266,31 +1027,7 @@
         <w:rPr>
           <w:color w:val="1F1F1F"/>
         </w:rPr>
-        <w:t>Honored with TCS ‘On-the-Spot Award</w:t>
-      </w:r>
-      <w:r>
-        <w:rPr>
-          <w:color w:val="1F1F1F"/>
-        </w:rPr>
-        <w:t xml:space="preserve">’, </w:t>
-      </w:r>
-      <w:r>
-        <w:rPr>
-          <w:color w:val="1F1F1F"/>
-        </w:rPr>
-        <w:t xml:space="preserve">QA Star’, ‘Star of the Month’ (3x), and client </w:t>
-      </w:r>
-      <w:r>
-        <w:rPr>
-          <w:color w:val="1F1F1F"/>
-        </w:rPr>
-        <w:t>appreciation</w:t>
-      </w:r>
-      <w:r>
-        <w:rPr>
-          <w:color w:val="1F1F1F"/>
-        </w:rPr>
-        <w:t xml:space="preserve"> from Allianz, MoneyGram, and Syncron.</w:t>
+        <w:t>Honored with TCS ‘On-the-Spot Award’, QA Star’, ‘Star of the Month’ (3x), and client appreciation from Allianz, MoneyGram, and Syncron.</w:t>
       </w:r>
     </w:p>
     <w:p>
@@ -1347,18 +1084,49 @@
       </w:r>
     </w:p>
     <w:p>
-      <w:r>
+      <w:pPr>
         <w:rPr>
           <w:b/>
           <w:color w:val="0B3D91"/>
+          <w:sz w:val="24"/>
+        </w:rPr>
+      </w:pPr>
+      <w:r>
+        <w:rPr>
+          <w:b/>
+          <w:color w:val="0B3D91"/>
         </w:rPr>
         <w:t>Test Automation:</w:t>
       </w:r>
       <w:r>
-        <w:t xml:space="preserve"> Selenium WebDriver, Playwright (Python), </w:t>
+        <w:t xml:space="preserve"> Selenium WebDriver, Playwright (Python), Robot Framework (</w:t>
       </w:r>
       <w:proofErr w:type="spellStart"/>
       <w:r>
+        <w:t>SeleniumLibrary</w:t>
+      </w:r>
+      <w:proofErr w:type="spellEnd"/>
+      <w:r>
+        <w:t xml:space="preserve">, </w:t>
+      </w:r>
+      <w:proofErr w:type="spellStart"/>
+      <w:r>
+        <w:t>RequestsLibrary</w:t>
+      </w:r>
+      <w:proofErr w:type="spellEnd"/>
+      <w:r>
+        <w:t xml:space="preserve">, </w:t>
+      </w:r>
+      <w:proofErr w:type="spellStart"/>
+      <w:r>
+        <w:t>pabot</w:t>
+      </w:r>
+      <w:proofErr w:type="spellEnd"/>
+      <w:r>
+        <w:t xml:space="preserve">), </w:t>
+      </w:r>
+      <w:proofErr w:type="spellStart"/>
+      <w:r>
         <w:t>PyTest</w:t>
       </w:r>
       <w:proofErr w:type="spellEnd"/>
@@ -1377,10 +1145,7 @@
         <w:t>, K6</w:t>
       </w:r>
       <w:r>
-        <w:t xml:space="preserve">, </w:t>
-      </w:r>
-      <w:r>
-        <w:t>Cypress</w:t>
+        <w:t>, Cypress</w:t>
       </w:r>
       <w:r>
         <w:br/>
@@ -1575,12 +1340,51 @@
           <w:bottom w:val="single" w:sz="8" w:space="1" w:color="0B3D91"/>
         </w:pBdr>
         <w:spacing w:before="160" w:after="40"/>
+      </w:pPr>
+      <w:r>
         <w:rPr>
           <w:b/>
           <w:color w:val="0B3D91"/>
           <w:sz w:val="24"/>
         </w:rPr>
-      </w:pPr>
+        <w:t>CERTIFICATIONS</w:t>
+      </w:r>
+    </w:p>
+    <w:p>
+      <w:pPr>
+        <w:pStyle w:val="ListBullet"/>
+        <w:spacing w:after="20"/>
+      </w:pPr>
+      <w:r>
+        <w:rPr>
+          <w:color w:val="1F1F1F"/>
+        </w:rPr>
+        <w:t>PMP® — Project Management Professional, Project Management Institute (2025)</w:t>
+      </w:r>
+    </w:p>
+    <w:p>
+      <w:pPr>
+        <w:pStyle w:val="ListBullet"/>
+        <w:spacing w:after="20"/>
+      </w:pPr>
+      <w:r>
+        <w:rPr>
+          <w:color w:val="1F1F1F"/>
+        </w:rPr>
+        <w:t>CSM® — Certified ScrumMaster, Scrum Alliance (2015)</w:t>
+      </w:r>
+    </w:p>
+    <w:p>
+      <w:pPr>
+        <w:pStyle w:val="ListBullet"/>
+        <w:spacing w:after="20"/>
+      </w:pPr>
+      <w:r>
+        <w:rPr>
+          <w:color w:val="1F1F1F"/>
+        </w:rPr>
+        <w:t>ISTQB® — Certified Tester, Foundation Level (2012)</w:t>
+      </w:r>
     </w:p>
     <w:p>
       <w:pPr>
@@ -1595,8 +1399,7 @@
           <w:color w:val="0B3D91"/>
           <w:sz w:val="24"/>
         </w:rPr>
-        <w:lastRenderedPageBreak/>
-        <w:t>CERTIFICATIONS</w:t>
+        <w:t>KEY ACHIEVEMENTS</w:t>
       </w:r>
     </w:p>
     <w:p>
@@ -1608,7 +1411,7 @@
         <w:rPr>
           <w:color w:val="1F1F1F"/>
         </w:rPr>
-        <w:t>PMP® — Project Management Professional, Project Management Institute (2025)</w:t>
+        <w:t>Delivered 90%+ automation coverage across multiple enterprise programs, improving regression efficiency by 40% and shrinking release cycles.</w:t>
       </w:r>
     </w:p>
     <w:p>
@@ -1620,7 +1423,7 @@
         <w:rPr>
           <w:color w:val="1F1F1F"/>
         </w:rPr>
-        <w:t>CSM® — Certified ScrumMaster, Scrum Alliance (2015)</w:t>
+        <w:t>Reduced production defect leakage by 30% through Shift-Left adoption and CI-integrated quality gates.</w:t>
       </w:r>
     </w:p>
     <w:p>
@@ -1632,7 +1435,19 @@
         <w:rPr>
           <w:color w:val="1F1F1F"/>
         </w:rPr>
-        <w:t>ISTQB® — Certified Tester, Foundation Level (2012)</w:t>
+        <w:t>Built and led globally distributed QA/SDET teams of 10+ across India and the USA.</w:t>
+      </w:r>
+    </w:p>
+    <w:p>
+      <w:pPr>
+        <w:pStyle w:val="ListBullet"/>
+        <w:spacing w:after="20"/>
+      </w:pPr>
+      <w:r>
+        <w:rPr>
+          <w:color w:val="1F1F1F"/>
+        </w:rPr>
+        <w:t>Recipient of EPAM CEO IMPACT Award and 6+ internal/client excellence awards.</w:t>
       </w:r>
     </w:p>
     <w:p>
@@ -1648,55 +1463,59 @@
           <w:color w:val="0B3D91"/>
           <w:sz w:val="24"/>
         </w:rPr>
-        <w:t>KEY ACHIEVEMENTS</w:t>
+        <w:t>EDUCATION</w:t>
       </w:r>
     </w:p>
     <w:p>
-      <w:pPr>
-        <w:pStyle w:val="ListBullet"/>
-        <w:spacing w:after="20"/>
-      </w:pPr>
-      <w:r>
-        <w:rPr>
+      <w:r>
+        <w:rPr>
+          <w:b/>
           <w:color w:val="1F1F1F"/>
-        </w:rPr>
-        <w:t>Delivered 90%+ automation coverage across multiple enterprise programs, improving regression efficiency by 40% and shrinking release cycles.</w:t>
+          <w:sz w:val="21"/>
+        </w:rPr>
+        <w:t>Bachelor of Engineering — Computer Science &amp; Engineering</w:t>
       </w:r>
     </w:p>
     <w:p>
       <w:pPr>
-        <w:pStyle w:val="ListBullet"/>
-        <w:spacing w:after="20"/>
-      </w:pPr>
-      <w:r>
-        <w:rPr>
-          <w:color w:val="1F1F1F"/>
-        </w:rPr>
-        <w:t>Reduced production defect leakage by 30% through Shift-Left adoption and CI-integrated quality gates.</w:t>
-      </w:r>
-    </w:p>
-    <w:p>
-      <w:pPr>
-        <w:pStyle w:val="ListBullet"/>
-        <w:spacing w:after="20"/>
-      </w:pPr>
-      <w:r>
-        <w:rPr>
-          <w:color w:val="1F1F1F"/>
-        </w:rPr>
-        <w:t>Built and led globally distributed QA/SDET teams of 10+ across India and the USA.</w:t>
-      </w:r>
-    </w:p>
-    <w:p>
-      <w:pPr>
-        <w:pStyle w:val="ListBullet"/>
-        <w:spacing w:after="20"/>
-      </w:pPr>
-      <w:r>
-        <w:rPr>
-          <w:color w:val="1F1F1F"/>
-        </w:rPr>
-        <w:t>Recipient of EPAM CEO IMPACT Award and 6+ internal/client excellence awards.</w:t>
+        <w:spacing w:after="40"/>
+      </w:pPr>
+      <w:proofErr w:type="spellStart"/>
+      <w:r>
+        <w:rPr>
+          <w:i/>
+          <w:color w:val="555555"/>
+        </w:rPr>
+        <w:t>Siddaganga</w:t>
+      </w:r>
+      <w:proofErr w:type="spellEnd"/>
+      <w:r>
+        <w:rPr>
+          <w:i/>
+          <w:color w:val="555555"/>
+        </w:rPr>
+        <w:t xml:space="preserve"> Institute of Technology, Tumkur, </w:t>
+      </w:r>
+      <w:r>
+        <w:rPr>
+          <w:i/>
+          <w:color w:val="555555"/>
+        </w:rPr>
+        <w:t xml:space="preserve">Karnataka </w:t>
+      </w:r>
+      <w:r>
+        <w:rPr>
+          <w:i/>
+          <w:color w:val="555555"/>
+        </w:rPr>
+        <w:t>| 2005</w:t>
+      </w:r>
+      <w:r>
+        <w:rPr>
+          <w:i/>
+          <w:color w:val="555555"/>
+        </w:rPr>
+        <w:t xml:space="preserve"> – 2009</w:t>
       </w:r>
     </w:p>
     <w:p>
@@ -1712,74 +1531,7 @@
           <w:color w:val="0B3D91"/>
           <w:sz w:val="24"/>
         </w:rPr>
-        <w:t>EDUCATION</w:t>
-      </w:r>
-    </w:p>
-    <w:p>
-      <w:r>
-        <w:rPr>
-          <w:b/>
-          <w:color w:val="1F1F1F"/>
-          <w:sz w:val="21"/>
-        </w:rPr>
-        <w:t>Bachelor of Engineering — Computer Science &amp; Engineering</w:t>
-      </w:r>
-    </w:p>
-    <w:p>
-      <w:pPr>
-        <w:spacing w:after="40"/>
-      </w:pPr>
-      <w:proofErr w:type="spellStart"/>
-      <w:r>
-        <w:rPr>
-          <w:i/>
-          <w:color w:val="555555"/>
-        </w:rPr>
-        <w:t>Siddaganga</w:t>
-      </w:r>
-      <w:proofErr w:type="spellEnd"/>
-      <w:r>
-        <w:rPr>
-          <w:i/>
-          <w:color w:val="555555"/>
-        </w:rPr>
-        <w:t xml:space="preserve"> Institute of Technology, Tumkur, </w:t>
-      </w:r>
-      <w:r>
-        <w:rPr>
-          <w:i/>
-          <w:color w:val="555555"/>
-        </w:rPr>
-        <w:t xml:space="preserve">Karnataka </w:t>
-      </w:r>
-      <w:r>
-        <w:rPr>
-          <w:i/>
-          <w:color w:val="555555"/>
-        </w:rPr>
-        <w:t>| 2005</w:t>
-      </w:r>
-      <w:r>
-        <w:rPr>
-          <w:i/>
-          <w:color w:val="555555"/>
-        </w:rPr>
-        <w:t xml:space="preserve"> – 2009</w:t>
-      </w:r>
-    </w:p>
-    <w:p>
-      <w:pPr>
-        <w:pBdr>
-          <w:bottom w:val="single" w:sz="8" w:space="1" w:color="0B3D91"/>
-        </w:pBdr>
-        <w:spacing w:before="160" w:after="40"/>
-      </w:pPr>
-      <w:r>
-        <w:rPr>
-          <w:b/>
-          <w:color w:val="0B3D91"/>
-          <w:sz w:val="24"/>
-        </w:rPr>
+        <w:lastRenderedPageBreak/>
         <w:t>PERSONAL DETAILS</w:t>
       </w:r>
     </w:p>
@@ -1835,14 +1587,12 @@
         </w:rPr>
         <w:t xml:space="preserve">, </w:t>
       </w:r>
-      <w:proofErr w:type="spellStart"/>
       <w:r>
         <w:rPr>
           <w:color w:val="1F1F1F"/>
         </w:rPr>
-        <w:t>Telgu</w:t>
-      </w:r>
-      <w:proofErr w:type="spellEnd"/>
+        <w:t>Telugu</w:t>
+      </w:r>
     </w:p>
     <w:sectPr>
       <w:pgSz w:w="12240" w:h="15840"/>

--- a/resume/Vishvambruth_JavagalThimmegowda_QEM_Resume_2026.docx
+++ b/resume/Vishvambruth_JavagalThimmegowda_QEM_Resume_2026.docx
@@ -102,13 +102,28 @@
         <w:t>LinkedIn:</w:t>
       </w:r>
       <w:r>
-        <w:t xml:space="preserve"> linkedin.com/in/</w:t>
-      </w:r>
-      <w:proofErr w:type="spellStart"/>
-      <w:r>
-        <w:t>vishvambruthjt</w:t>
-      </w:r>
-      <w:proofErr w:type="spellEnd"/>
+        <w:t xml:space="preserve"> </w:t>
+      </w:r>
+      <w:hyperlink r:id="rId6" w:history="1">
+        <w:r>
+          <w:rPr>
+            <w:rStyle w:val="Hyperlink"/>
+            <w:rFonts w:cs="Calibri"/>
+            <w:szCs w:val="20"/>
+          </w:rPr>
+          <w:t>linkedin.com/in/</w:t>
+        </w:r>
+        <w:proofErr w:type="spellStart"/>
+        <w:r>
+          <w:rPr>
+            <w:rStyle w:val="Hyperlink"/>
+            <w:rFonts w:cs="Calibri"/>
+            <w:szCs w:val="20"/>
+          </w:rPr>
+          <w:t>vishvambruthjt</w:t>
+        </w:r>
+        <w:proofErr w:type="spellEnd"/>
+      </w:hyperlink>
       <w:r>
         <w:t xml:space="preserve"> • </w:t>
       </w:r>
@@ -129,8 +144,18 @@
         <w:t>GitHub:</w:t>
       </w:r>
       <w:r>
-        <w:t xml:space="preserve"> github.com/vishruth143</w:t>
-      </w:r>
+        <w:t xml:space="preserve"> </w:t>
+      </w:r>
+      <w:hyperlink r:id="rId7" w:history="1">
+        <w:r>
+          <w:rPr>
+            <w:rStyle w:val="Hyperlink"/>
+            <w:rFonts w:cs="Calibri"/>
+            <w:szCs w:val="20"/>
+          </w:rPr>
+          <w:t>github.com/vishruth143</w:t>
+        </w:r>
+      </w:hyperlink>
     </w:p>
     <w:p>
       <w:pPr>
@@ -13496,6 +13521,17 @@
       </w:tcPr>
     </w:tblStylePr>
   </w:style>
+  <w:style w:type="character" w:styleId="Hyperlink">
+    <w:name w:val="Hyperlink"/>
+    <w:basedOn w:val="DefaultParagraphFont"/>
+    <w:uiPriority w:val="99"/>
+    <w:unhideWhenUsed/>
+    <w:rsid w:val="00BD6B3C"/>
+    <w:rPr>
+      <w:color w:val="0000FF" w:themeColor="hyperlink"/>
+      <w:u w:val="single"/>
+    </w:rPr>
+  </w:style>
 </w:styles>
 </file>
 
